--- a/klagomål/A 18696-2025 FSC-klagomål.docx
+++ b/klagomål/A 18696-2025 FSC-klagomål.docx
@@ -178,7 +178,7 @@
       <w:r>
         <w:drawing>
           <wp:inline xmlns:a="http://schemas.openxmlformats.org/drawingml/2006/main" xmlns:pic="http://schemas.openxmlformats.org/drawingml/2006/picture">
-            <wp:extent cx="5117309" cy="5724000"/>
+            <wp:extent cx="5109460" cy="5724000"/>
             <wp:docPr id="1" name="Picture 1"/>
             <wp:cNvGraphicFramePr>
               <a:graphicFrameLocks noChangeAspect="1"/>
@@ -199,7 +199,7 @@
                   <pic:spPr>
                     <a:xfrm>
                       <a:off x="0" y="0"/>
-                      <a:ext cx="5117309" cy="5724000"/>
+                      <a:ext cx="5109460" cy="5724000"/>
                     </a:xfrm>
                     <a:prstGeom prst="rect"/>
                   </pic:spPr>
@@ -216,12 +216,12 @@
         <w:spacing w:after="240"/>
       </w:pPr>
       <w:r>
-        <w:t>Figur 1. Fyndplatser för naturvårdsarter i och inom 18 meter från avverkningsanmälan. Markörer utan svart kant är placerade på fyndplatsen. Markörer med svart kant är placerade vid sidan av fyndplatsen och har ett svart streck som visar fyndplatsens exakta position. Kartans mittpunktskoordinat är N 7014562, E 636615 i SWEREF 99 TM.</w:t>
+        <w:t>Figur 1. Fyndplatser för naturvårdsarter i och inom 20 meter från avverkningsanmälan. Markörer utan svart kant är placerade på fyndplatsen. Markörer med svart kant är placerade vid sidan av fyndplatsen och har ett svart streck som visar fyndplatsens exakta position. Kartans mittpunktskoordinat är N 7014562, E 636615 i SWEREF 99 TM.</w:t>
       </w:r>
     </w:p>
     <w:p>
       <w:r>
-        <w:t>I och inom 18 meter från avverkningsanmälan finns fynd av 8 naturvårdsarter, varav 7 är rödlistade, 3 är fridlysta och 7 är typiska (T): garnlav (VU, T), knärot (VU, T, §8), kolflarnlav (NT, T), rosenticka (NT, T), talltagel (NT, T), tretåig hackspett (NT, T, §4), ullticka (NT, T) och revlummer (§9). Se Figur 1.</w:t>
+        <w:t>I och inom 20 meter från avverkningsanmälan finns fynd av 12 naturvårdsarter, varav 10 är rödlistade, 5 är fridlysta och 10 är typiska (T): garnlav (VU, T), knärot (VU, T, §8), kolflarnlav (NT, T), koralltaggsvamp (NT, T), rosenticka (NT, T), rynkskinn (NT, T), talltagel (NT, T), talltita (NT, §4), tretåig hackspett (NT, T, §4), ullticka (NT, T), tjäder (T, §4) och revlummer (§9). Se Figur 1.</w:t>
       </w:r>
     </w:p>
     <w:p>
@@ -325,7 +325,7 @@
     </w:p>
     <w:p>
       <w:r>
-        <w:t>I det avverkningsanmälda området finns 13 fyndplatser för knärot registrerade på Artportalen. Figur 2 visar gränserna för buffertzoner på 50 m, som behöver lämnas kring fyndplatserna för att knärotslokalerna inte ska försvinna vid en avverkning. Av det avverkningsanmälda området överlappar 4.57 ha med buffertzonerna och får av detta skäl inte avverkas.</w:t>
+        <w:t>I det avverkningsanmälda området finns 21 fyndplatser för knärot registrerade på Artportalen. Figur 2 visar gränserna för buffertzoner på 50 m, som behöver lämnas kring fyndplatserna för att knärotslokalerna inte ska försvinna vid en avverkning. Av det avverkningsanmälda området överlappar 6.19 ha med buffertzonerna och får av detta skäl inte avverkas.</w:t>
       </w:r>
     </w:p>
     <w:p>
@@ -401,6 +401,35 @@
         <w:rPr>
           <w:b/>
         </w:rPr>
+        <w:t>Koralltaggsvamp (NT)</w:t>
+      </w:r>
+      <w:r>
+        <w:t xml:space="preserve"> är i hela landet en mycket bra signalart som nästan enbart påträffas i skogsområden med höga naturvärden. Arten hotas av brist på död ved. Ingrepp som innebär att lågor och döda eller skadade träd tas bort missgynnar arten. En slutavverkning, skoglig gallring eller annat uttag av virke på växtplatsen som ger ett förändrat lokalklimat innebär ett direkt hot liksom överföring av lövskog till barrskog. Koralltaggsvamp är typisk art för </w:t>
+      </w:r>
+      <w:r>
+        <w:rPr>
+          <w:i/>
+        </w:rPr>
+        <w:t>9010 Taiga, 9050 Näringsrik granskog</w:t>
+      </w:r>
+      <w:r>
+        <w:t xml:space="preserve"> och</w:t>
+      </w:r>
+      <w:r>
+        <w:rPr>
+          <w:i/>
+        </w:rPr>
+        <w:t xml:space="preserve"> 9030 Landhöjningsskog</w:t>
+      </w:r>
+      <w:r>
+        <w:t xml:space="preserve"> (SLU Artdatabanken, 2024; Nitare &amp; Skogsstyrelsen, 2019).</w:t>
+      </w:r>
+    </w:p>
+    <w:p>
+      <w:r>
+        <w:rPr>
+          <w:b/>
+        </w:rPr>
         <w:t>Rosenticka (NT)</w:t>
       </w:r>
       <w:r>
@@ -430,6 +459,35 @@
         <w:rPr>
           <w:b/>
         </w:rPr>
+        <w:t>Rynkskinn (NT)</w:t>
+      </w:r>
+      <w:r>
+        <w:t xml:space="preserve"> är en vednedbrytare som växer på grova granlågor och ingår i en karaktäristisk association av vedsvampar knutna till urskogsartade barrskogar. Den har klassificerats som en “urskogsindikator” och är placerad i toppen av Skogsstyrelsens värdepyramid för bedömning av skog med höga naturvärden. Allt tyder på att rynkskinn är mycket känslig för skogliga ingrepp och lokalerna, som oftast har höga biologiska kvaliteter, bör lämnas till fri utveckling. Rynkskinn är typisk art för </w:t>
+      </w:r>
+      <w:r>
+        <w:rPr>
+          <w:i/>
+        </w:rPr>
+        <w:t xml:space="preserve">9010 Taiga, 9050 Näringsrik granskog </w:t>
+      </w:r>
+      <w:r>
+        <w:t>och</w:t>
+      </w:r>
+      <w:r>
+        <w:rPr>
+          <w:i/>
+        </w:rPr>
+        <w:t xml:space="preserve"> 9030 Landhöjningsskog</w:t>
+      </w:r>
+      <w:r>
+        <w:t xml:space="preserve"> (Nitare &amp; Skogsstyrelsen, 2019; SLU Artdatabanken, 2026).</w:t>
+      </w:r>
+    </w:p>
+    <w:p>
+      <w:r>
+        <w:rPr>
+          <w:b/>
+        </w:rPr>
         <w:t>Talltagel (NT)</w:t>
       </w:r>
       <w:r>
@@ -450,6 +508,17 @@
         <w:rPr>
           <w:b/>
         </w:rPr>
+        <w:t>Talltita (NT, §4)</w:t>
+      </w:r>
+      <w:r>
+        <w:t>, rödlistad som nära hotad och prioriterad art i Skogsvårdslagen, har häckningsrevir i anmälan. Arten har minskat kraftigt de senaste 30 åren och minskningstakten innevarande 10-årsperiod beräknas till 20 (10–30) %. Talltitan är synnerligen trogen sitt cirka 15 hektar stora revir och är beroende av flerskiktade olikåldriga skogar för att kunna föda upp sina ungar. Talltitan försvinner om dess livsmiljö kalavverkas (Eggers &amp; Low, 2014; Ekman, 1979; Griesser et al, 2007; Klein, 2020; Siffczyk et al, 2003; SLU Artdatabanken, 2021).</w:t>
+      </w:r>
+    </w:p>
+    <w:p>
+      <w:r>
+        <w:rPr>
+          <w:b/>
+        </w:rPr>
         <w:t>Tretåig hackspett (NT, §4)</w:t>
       </w:r>
       <w:r>
@@ -528,6 +597,35 @@
       </w:r>
       <w:r>
         <w:t xml:space="preserve"> (SLU Artdatabanken, 2026; Nitare &amp; Skogsstyrelsen, 2019; Miettinen &amp; Niemelä, 2018).</w:t>
+      </w:r>
+    </w:p>
+    <w:p>
+      <w:r>
+        <w:rPr>
+          <w:b/>
+        </w:rPr>
+        <w:t>Tjäder (§4)</w:t>
+      </w:r>
+      <w:r>
+        <w:t xml:space="preserve"> omfattas av bilaga 1 och 2 EU:s fågeldirektiv och är typisk art för </w:t>
+      </w:r>
+      <w:r>
+        <w:rPr>
+          <w:i/>
+        </w:rPr>
+        <w:t xml:space="preserve">9010 Taiga </w:t>
+      </w:r>
+      <w:r>
+        <w:t xml:space="preserve">och </w:t>
+      </w:r>
+      <w:r>
+        <w:rPr>
+          <w:i/>
+        </w:rPr>
+        <w:t>9740 Skogsbevuxen myr</w:t>
+      </w:r>
+      <w:r>
+        <w:t>. Tjädern är en utpräglad skogsfågel knuten till större sammanhängande barrskogsområden. Tupparna och hönorna utnyttjar till viss del olika miljöer, och habitatvalet varierar dessutom mellan olika delar av året. För att det ska finnas livskraftiga tjäderbestånd krävs funktionella skogslandskap med en blandning av uppvuxen, gles och luckig skog, täta sumpskogar, myrar och andra små våtmarker. Arten försvinner när skogen fragmenteras och den sammanlagda arealen hyggen och andra öppna områden blir för stor. Ett småskaligt och försiktigt virkesuttag genom hyggesfria metoder kan i vissa fall vara möjligt i området inom 200 m från lekcentrum. Längre ut från lekcentrum, inom 200–500 m bör den avverkade ytan inte överskrida 1 hektar för att undvika alltför stora och snabba förändringar (Skogsstyrelsen, 2019; SLU Artdatabanken, 2024).</w:t>
       </w:r>
     </w:p>
     <w:p>
@@ -636,7 +734,7 @@
         <w:rPr>
           <w:i/>
         </w:rPr>
-        <w:t>I det avverkningsanmälda skogsområdet har 8 naturvårdsarter varav 7 rödlistade arter sina livsmiljöer och växtplatser.</w:t>
+        <w:t>I det avverkningsanmälda skogsområdet har 12 naturvårdsarter varav 10 rödlistade arter sina livsmiljöer och växtplatser.</w:t>
       </w:r>
     </w:p>
     <w:p>
@@ -1075,69 +1173,27 @@
         <w:pStyle w:val="Heading1"/>
       </w:pPr>
       <w:r>
-        <w:t>Tretåig hackspett – ekologi samt krav på livsmiljön</w:t>
+        <w:t>Talltita – ekologi samt krav på livsmiljön</w:t>
       </w:r>
     </w:p>
     <w:p>
       <w:r>
-        <w:t xml:space="preserve">Tretåig hackspett (NT) är fridlyst enligt §4 Artskyddsförordningen och finns med som prioriterad art i Skogsstyrelsen vägledning för skogsbruket (bilaga 4 till SVL). I vägledningen står bland annat att: </w:t>
-      </w:r>
-      <w:r>
-        <w:rPr>
-          <w:i/>
-        </w:rPr>
-        <w:t xml:space="preserve">“Tretåig hackspett har stora arealkrav och höga krav på sin livsmiljö. Omdaningen av naturskogar till kulturskogar medför en förlust av viktiga miljöer, något som förstärks av ökad fragmentering till följd av avverkningar.” </w:t>
-      </w:r>
-      <w:r>
-        <w:t xml:space="preserve">Vidare att: </w:t>
-      </w:r>
-      <w:r>
-        <w:rPr>
-          <w:i/>
-        </w:rPr>
-        <w:t>“Områden med dokumenterad permanent förekomst i naturskogsmiljöer har vanligen så stora naturvärden att skogsbruk är olämpligt”</w:t>
-      </w:r>
-      <w:r>
-        <w:t xml:space="preserve"> (SLU Artdatabanken, 2024; Skogsstyrelsen, 2016)</w:t>
-      </w:r>
-      <w:r>
-        <w:rPr>
-          <w:i/>
-        </w:rPr>
-        <w:t>.</w:t>
+        <w:t>Talltita är rödlistad som NT, fridlyst och prioriterad art i Skogsvårdslagen. Den omfattas av EU:s fågeldirektiv. Arten har minskat kraftigt de senaste 30 åren och minskningstakten innevarande 10-årsperiod beräknas till 20 (10–30) % (SLU Artdatabanken, 2022).</w:t>
       </w:r>
     </w:p>
     <w:p>
       <w:r>
-        <w:t>Tretåig hackspett är beroende av större sammanhängande naturskogar med kontinuerlig tillgång och nybildning av död ved och fragmentering av livsmiljöerna utgör ett stort hot mot arten (se exempelvis Stachura-Skierczynska et al., 2009; Wesolowski et al., 2005; Butler et al., 2004; Pakkala et al., 2002; Amcoff et al., 1996; Virkkala, 1991). Det finns studier som visar att naturskogens självgallringsprocess som den tretåiga hackspetten är beroende av, inte kan ersättas med efterlämnad hänsyn i skogsbruket (Imbeau &amp; Desrochers, 2002).</w:t>
+        <w:t>Talltita föredrar större sammanhängande barrskogar, och finns såväl i tallskog som granskog och i lövblandad barrskog. Skogens struktur är viktig och ska helst vara flerskiktad med riklig underväxt av mindre granar, björk och andra lövträd och buskar. Tillgång på murknande högstubbar är särskilt viktig, eftersom talltitan helst själv hackar ut sitt bohål (SLU Artdatabanken, 2022).</w:t>
       </w:r>
     </w:p>
     <w:p>
       <w:r>
-        <w:t>Permanenta revir av tretåig hackspett karaktäriseras ofta av artens typiska ringformigt ordnade hackmärken på framför allt gamla granar. För att säkerställa att inte revir av tretåig hackspett drabbas av avverkningsplanerna bör en inventering göras i området både under häckningstid och under vintern, då arten utnyttjar betydligt större områden än under sommarens häckningsrevir. Storleken på häckningsreviret varierar med skogstypen, förekomsten av död ved och graden av fragmentering, men är i allmänhet i storleksordningen 25–100 hektar (SLU Artdatabanken, 2024; Skogsstyrelsen, 2016).</w:t>
+        <w:t>Det finns flera studier som visar att talltita är känslig för gallring och inte överlever när dess livsmiljö kalavverkas (Eggers and Low, 2014; Griesser et al., 2007; Klein, 2020). Talltitans revir är förhållandevis stora, 10–20 hektar och arten missgynnas när skogen fragmenteras. Kalavverkning av större delar av reviret innebär att det överges (Artdatabanken, 2021).</w:t>
       </w:r>
     </w:p>
     <w:p>
       <w:r>
-        <w:t xml:space="preserve">Förutom fridlysning enligt §4 Artskyddsförordningen är tretåig hackspett även förtecknad i EU:s fågeldirektiv bilaga 1. Den är typisk art för </w:t>
-      </w:r>
-      <w:r>
-        <w:rPr>
-          <w:i/>
-        </w:rPr>
-        <w:t xml:space="preserve">9010 Taiga, 9740 Skogsbevuxen myr, 9030 Landhöjningsskog </w:t>
-      </w:r>
-      <w:r>
-        <w:t xml:space="preserve">och </w:t>
-      </w:r>
-      <w:r>
-        <w:rPr>
-          <w:i/>
-        </w:rPr>
-        <w:t>9040 Fjällbjörkskog</w:t>
-      </w:r>
-      <w:r>
-        <w:t xml:space="preserve"> samt ingår i Natura 2000 och är förtecknad i Bernkonventionen bilaga II (strikt skyddade djurarter) (SLU Artdatabanken, 2024; Skogsstyrelsen, 2016).</w:t>
+        <w:t>Talltitan är synnerligen trogen sitt revir så länge paret lever och biotopen förblir intakt. Paret stannar i sitt revir året om. En förlust av ett revir har därför en stor inverkan på den lokala populationen och trakthyggesbruket anses vara orsak till den svenska populationens kraftiga minskning. Talltiteparets revirtrohet innebär att närhelst under året man observerar en adult talltita så ingår denna plats i reviret (Siffczyk et al., 2003; Ekman, 1979).</w:t>
       </w:r>
     </w:p>
     <w:p>
@@ -1145,6 +1201,168 @@
         <w:pStyle w:val="Heading2"/>
       </w:pPr>
       <w:r>
+        <w:t>Referenser – talltita</w:t>
+      </w:r>
+    </w:p>
+    <w:p>
+      <w:r>
+        <w:t xml:space="preserve">Eggers, S., Low, M., 2014. </w:t>
+      </w:r>
+      <w:r>
+        <w:rPr>
+          <w:i/>
+        </w:rPr>
+        <w:t xml:space="preserve">Differential demographic responses of sympatric Parids to vegetation management in boreal forest. </w:t>
+      </w:r>
+      <w:r>
+        <w:t>For. Ecol. Manage. 319, 169–175.</w:t>
+      </w:r>
+    </w:p>
+    <w:p>
+      <w:r>
+        <w:t xml:space="preserve">Ekman, J., 1979. </w:t>
+      </w:r>
+      <w:r>
+        <w:rPr>
+          <w:i/>
+        </w:rPr>
+        <w:t xml:space="preserve">Coherence, composition and territories of winter social groups of the Willow Tit Parus montanus and the Crested Tit P. cristatus. </w:t>
+      </w:r>
+      <w:r>
+        <w:t>Ornis Scandinavica, 10, pp 56–68</w:t>
+      </w:r>
+    </w:p>
+    <w:p>
+      <w:r>
+        <w:t xml:space="preserve">Griesser, M., Nystrand, M., Eggers, S., Ekman, J., 2007. </w:t>
+      </w:r>
+      <w:r>
+        <w:rPr>
+          <w:i/>
+        </w:rPr>
+        <w:t xml:space="preserve">Impact of forestry practices on fitness correlates and population productivity in an open-nesting bird species. </w:t>
+      </w:r>
+      <w:r>
+        <w:t>Conserv. Biol. 21, 767–774. https://doi.org/10.1111/j.1523- 1739.2007.00675.x</w:t>
+      </w:r>
+    </w:p>
+    <w:p>
+      <w:r>
+        <w:t xml:space="preserve">Klein, J., 2020. </w:t>
+      </w:r>
+      <w:r>
+        <w:rPr>
+          <w:i/>
+        </w:rPr>
+        <w:t xml:space="preserve">The forgotten forest – On thinning, retention, and biodiversity in the boreal forest. </w:t>
+      </w:r>
+      <w:r>
+        <w:t>Doctoral Thesis No. 2020:50</w:t>
+      </w:r>
+    </w:p>
+    <w:p>
+      <w:r>
+        <w:t xml:space="preserve">Siffczyk, C., Brotons, L., Kangas, K., Orell, M., 2003. </w:t>
+      </w:r>
+      <w:r>
+        <w:rPr>
+          <w:i/>
+        </w:rPr>
+        <w:t xml:space="preserve">Home range size of willow tits. </w:t>
+      </w:r>
+      <w:r>
+        <w:t>Oecologica, 136, 635–642 (2003)</w:t>
+      </w:r>
+    </w:p>
+    <w:p>
+      <w:r>
+        <w:t xml:space="preserve">SLU Artdatabanken, 2021. </w:t>
+      </w:r>
+      <w:r>
+        <w:rPr>
+          <w:i/>
+        </w:rPr>
+        <w:t xml:space="preserve">Artfaktablad. Naturvård – artfakta. </w:t>
+      </w:r>
+      <w:r>
+        <w:t>SLU Artdatabanken, Uppsala</w:t>
+      </w:r>
+    </w:p>
+    <w:p>
+      <w:pPr>
+        <w:pStyle w:val="Heading1"/>
+      </w:pPr>
+      <w:r>
+        <w:t>Tretåig hackspett – ekologi samt krav på livsmiljön</w:t>
+      </w:r>
+    </w:p>
+    <w:p>
+      <w:r>
+        <w:t xml:space="preserve">Tretåig hackspett (NT) är fridlyst enligt §4 Artskyddsförordningen och finns med som prioriterad art i Skogsstyrelsen vägledning för skogsbruket (bilaga 4 till SVL). I vägledningen står bland annat att: </w:t>
+      </w:r>
+      <w:r>
+        <w:rPr>
+          <w:i/>
+        </w:rPr>
+        <w:t xml:space="preserve">“Tretåig hackspett har stora arealkrav och höga krav på sin livsmiljö. Omdaningen av naturskogar till kulturskogar medför en förlust av viktiga miljöer, något som förstärks av ökad fragmentering till följd av avverkningar.” </w:t>
+      </w:r>
+      <w:r>
+        <w:t xml:space="preserve">Vidare att: </w:t>
+      </w:r>
+      <w:r>
+        <w:rPr>
+          <w:i/>
+        </w:rPr>
+        <w:t>“Områden med dokumenterad permanent förekomst i naturskogsmiljöer har vanligen så stora naturvärden att skogsbruk är olämpligt”</w:t>
+      </w:r>
+      <w:r>
+        <w:t xml:space="preserve"> (SLU Artdatabanken, 2024; Skogsstyrelsen, 2016)</w:t>
+      </w:r>
+      <w:r>
+        <w:rPr>
+          <w:i/>
+        </w:rPr>
+        <w:t>.</w:t>
+      </w:r>
+    </w:p>
+    <w:p>
+      <w:r>
+        <w:t>Tretåig hackspett är beroende av större sammanhängande naturskogar med kontinuerlig tillgång och nybildning av död ved och fragmentering av livsmiljöerna utgör ett stort hot mot arten (se exempelvis Stachura-Skierczynska et al., 2009; Wesolowski et al., 2005; Butler et al., 2004; Pakkala et al., 2002; Amcoff et al., 1996; Virkkala, 1991). Det finns studier som visar att naturskogens självgallringsprocess som den tretåiga hackspetten är beroende av, inte kan ersättas med efterlämnad hänsyn i skogsbruket (Imbeau &amp; Desrochers, 2002).</w:t>
+      </w:r>
+    </w:p>
+    <w:p>
+      <w:r>
+        <w:t>Permanenta revir av tretåig hackspett karaktäriseras ofta av artens typiska ringformigt ordnade hackmärken på framför allt gamla granar. För att säkerställa att inte revir av tretåig hackspett drabbas av avverkningsplanerna bör en inventering göras i området både under häckningstid och under vintern, då arten utnyttjar betydligt större områden än under sommarens häckningsrevir. Storleken på häckningsreviret varierar med skogstypen, förekomsten av död ved och graden av fragmentering, men är i allmänhet i storleksordningen 25–100 hektar (SLU Artdatabanken, 2024; Skogsstyrelsen, 2016).</w:t>
+      </w:r>
+    </w:p>
+    <w:p>
+      <w:r>
+        <w:t xml:space="preserve">Förutom fridlysning enligt §4 Artskyddsförordningen är tretåig hackspett även förtecknad i EU:s fågeldirektiv bilaga 1. Den är typisk art för </w:t>
+      </w:r>
+      <w:r>
+        <w:rPr>
+          <w:i/>
+        </w:rPr>
+        <w:t xml:space="preserve">9010 Taiga, 9740 Skogsbevuxen myr, 9030 Landhöjningsskog </w:t>
+      </w:r>
+      <w:r>
+        <w:t xml:space="preserve">och </w:t>
+      </w:r>
+      <w:r>
+        <w:rPr>
+          <w:i/>
+        </w:rPr>
+        <w:t>9040 Fjällbjörkskog</w:t>
+      </w:r>
+      <w:r>
+        <w:t xml:space="preserve"> samt ingår i Natura 2000 och är förtecknad i Bernkonventionen bilaga II (strikt skyddade djurarter) (SLU Artdatabanken, 2024; Skogsstyrelsen, 2016).</w:t>
+      </w:r>
+    </w:p>
+    <w:p>
+      <w:pPr>
+        <w:pStyle w:val="Heading2"/>
+      </w:pPr>
+      <w:r>
         <w:t>Referenser – tretåig hackspett</w:t>
       </w:r>
     </w:p>
@@ -1269,6 +1487,75 @@
       </w:r>
       <w:r>
         <w:t>Acta Ornithologica 40(1): 53–60.</w:t>
+      </w:r>
+    </w:p>
+    <w:p>
+      <w:pPr>
+        <w:pStyle w:val="Heading1"/>
+      </w:pPr>
+      <w:r>
+        <w:t>Tjäder – ekologi samt krav på livsmiljön</w:t>
+      </w:r>
+    </w:p>
+    <w:p>
+      <w:r>
+        <w:t xml:space="preserve">Tjäder (§4) omfattas av bilaga 1 och 2 EU:s fågeldirektiv och är typisk art för </w:t>
+      </w:r>
+      <w:r>
+        <w:rPr>
+          <w:i/>
+        </w:rPr>
+        <w:t xml:space="preserve">9010 Taiga </w:t>
+      </w:r>
+      <w:r>
+        <w:t xml:space="preserve">och </w:t>
+      </w:r>
+      <w:r>
+        <w:rPr>
+          <w:i/>
+        </w:rPr>
+        <w:t>9740 Skogsbevuxen myr</w:t>
+      </w:r>
+      <w:r>
+        <w:t>. Tjädern är en utpräglad skogsfågel knuten till större sammanhängande barrskogsområden. Tupparna och hönorna utnyttjar till viss del olika miljöer, och habitatvalet varierar dessutom mellan olika delar av året. För att det ska finnas livskraftiga tjäderbestånd krävs funktionella skogslandskap med en blandning av uppvuxen, gles och luckig skog, täta sumpskogar, myrar och andra små våtmarker (Skogsstyrelsen, 2019; SLU Artdatabanken 2024).</w:t>
+      </w:r>
+    </w:p>
+    <w:p>
+      <w:r>
+        <w:t>Arten försvinner när skogen fragmenteras och den sammanlagda arealen hyggen och andra öppna områden blir för stor. Ett småskaligt och försiktigt virkesuttag genom hyggesfria metoder kan i vissa fall vara möjligt i området inom 200 m från lekcentrum. Längre ut från lekcentrum, inom 200–500 m bör den avverkade ytan inte överskrida 1 hektar för att undvika alltför stora och snabba förändringar (Skogsstyrelsen, 2019).</w:t>
+      </w:r>
+    </w:p>
+    <w:p>
+      <w:pPr>
+        <w:pStyle w:val="Heading2"/>
+      </w:pPr>
+      <w:r>
+        <w:t>Referenser – tjäder</w:t>
+      </w:r>
+    </w:p>
+    <w:p>
+      <w:r>
+        <w:t xml:space="preserve">Skogsstyrelsen, 2019. </w:t>
+      </w:r>
+      <w:r>
+        <w:rPr>
+          <w:i/>
+        </w:rPr>
+        <w:t>Vägledning för hänsyn till fåglar – tjäder.</w:t>
+      </w:r>
+    </w:p>
+    <w:p>
+      <w:r>
+        <w:t xml:space="preserve">SLU Artdatabanken, 2024. </w:t>
+      </w:r>
+      <w:r>
+        <w:rPr>
+          <w:i/>
+        </w:rPr>
+        <w:t xml:space="preserve">Artfaktablad. Naturvård – artfakta. </w:t>
+      </w:r>
+      <w:r>
+        <w:t>SLU Artdatabanken, Uppsala</w:t>
       </w:r>
     </w:p>
     <w:sectPr>
@@ -1399,7 +1686,7 @@
     <w:r>
       <w:tab/>
       <w:tab/>
-      <w:t>2026-10-04</w:t>
+      <w:t>2026-10-05</w:t>
       <w:br/>
       <w:br/>
     </w:r>

--- a/klagomål/A 18696-2025 FSC-klagomål.docx
+++ b/klagomål/A 18696-2025 FSC-klagomål.docx
@@ -221,7 +221,7 @@
     </w:p>
     <w:p>
       <w:r>
-        <w:t>I och inom 20 meter från avverkningsanmälan finns fynd av 12 naturvårdsarter, varav 10 är rödlistade, 5 är fridlysta och 10 är typiska (T): garnlav (VU, T), knärot (VU, T, §8), kolflarnlav (NT, T), koralltaggsvamp (NT, T), rosenticka (NT, T), rynkskinn (NT, T), talltagel (NT, T), talltita (NT, §4), tretåig hackspett (NT, T, §4), ullticka (NT, T), tjäder (T, §4) och revlummer (§9). Se Figur 1.</w:t>
+        <w:t>I och inom 20 meter från avverkningsanmälan finns fynd av 19 naturvårdsarter, varav 14 är rödlistade, 6 är fridlysta, 15 är typiska (T) och 2 är signalarter (S): garnlav (VU, T), knärot (VU, T, §8), doftskinn (NT, T), kolflarnlav (NT, T), koralltaggsvamp (NT, T), kötticka (NT), mörk kolflarnlav (NT), rosenticka (NT, T), rynkskinn (NT, T), stjärntagging (NT, T), talltagel (NT, T), talltita (NT, §4), tretåig hackspett (NT, T, §4), ullticka (NT, T), skinnlav (S, T), vedticka (S, T), tjäder (T, §4), tofsmes (T, §4) och revlummer (§9). Se Figur 1.</w:t>
       </w:r>
     </w:p>
     <w:p>
@@ -325,7 +325,7 @@
     </w:p>
     <w:p>
       <w:r>
-        <w:t>I det avverkningsanmälda området finns 21 fyndplatser för knärot registrerade på Artportalen. Figur 2 visar gränserna för buffertzoner på 50 m, som behöver lämnas kring fyndplatserna för att knärotslokalerna inte ska försvinna vid en avverkning. Av det avverkningsanmälda området överlappar 6.19 ha med buffertzonerna och får av detta skäl inte avverkas.</w:t>
+        <w:t>I det avverkningsanmälda området finns 31 fyndplatser för knärot registrerade på Artportalen. Figur 2 visar gränserna för buffertzoner på 50 m, som behöver lämnas kring fyndplatserna för att knärotslokalerna inte ska försvinna vid en avverkning. Av det avverkningsanmälda området överlappar 7.69 ha med buffertzonerna och får av detta skäl inte avverkas.</w:t>
       </w:r>
     </w:p>
     <w:p>
@@ -381,6 +381,26 @@
         <w:rPr>
           <w:b/>
         </w:rPr>
+        <w:t>Doftskinn (NT)</w:t>
+      </w:r>
+      <w:r>
+        <w:t xml:space="preserve">, rödlistad som nära hotad, är en mycket bra signalart för boreal granskog och indikerar ett gran-skogsekosystem med lång kontinuitet av grova lågor. Arten är placerad i toppen av Skogsstyrelsens värdepyramid för bedömning av skog med höga naturvärden och har klassats som en “urskogsindikator”, då den förekommer med ett tydligt optimum i helt eller nästan helt orörda skogar. Doftskinn är typisk art för </w:t>
+      </w:r>
+      <w:r>
+        <w:rPr>
+          <w:i/>
+        </w:rPr>
+        <w:t xml:space="preserve">9010 Taiga </w:t>
+      </w:r>
+      <w:r>
+        <w:t>(SLU Artdatabanken, 2025; Nitare &amp; Skogsstyrelsen, 2019).</w:t>
+      </w:r>
+    </w:p>
+    <w:p>
+      <w:r>
+        <w:rPr>
+          <w:b/>
+        </w:rPr>
         <w:t>Kolflarnlav (NT)</w:t>
       </w:r>
       <w:r>
@@ -430,6 +450,37 @@
         <w:rPr>
           <w:b/>
         </w:rPr>
+        <w:t>Kötticka (NT)</w:t>
+      </w:r>
+      <w:r>
+        <w:t xml:space="preserve"> är granens kötticka och har klassificerats som ”gammelskogsindikator”, då den förekommer med ett tydligt optimum i äldre barrskogar, främst fuktiga granskogar. Den har högst signalvärde söder om den naturliga norrlandsgränsen </w:t>
+      </w:r>
+      <w:r>
+        <w:rPr>
+          <w:i/>
+        </w:rPr>
+        <w:t>limes norrlandicus</w:t>
+      </w:r>
+      <w:r>
+        <w:t>, men signalerar vanligtvis höga naturvärden även i Norrland. Arten är knuten till miljöer med konstant luftfuktighet och känslig för uttorkning som en avverkning kan medföra. Den totala populationen bedöms därför ha minskat under de senaste 30 åren och fortsätter att minska i takt med att grankontinuitetsskogar (skogar som inte kalavverkats) minskar i areal, samtidigt som att lämpliga miljöer inte återskapas i samma takt (SLU Artdatabanken, 2024; Nitare &amp; Skogsstyrelsen, 2019).</w:t>
+      </w:r>
+    </w:p>
+    <w:p>
+      <w:r>
+        <w:rPr>
+          <w:b/>
+        </w:rPr>
+        <w:t>Mörk kolflarnlav (NT)</w:t>
+      </w:r>
+      <w:r>
+        <w:t xml:space="preserve"> är brandberoende och växer nästan uteslutande på kolad hård kärnved av tall. Arten förekommer främst i glesa, öppna tall- och blandbarrskogar av naturskogskaraktär och etableringen verkar ske sent efter brand, kanske först efter 100–300 år. Mörk kolflarnlav indikerar skog med höga naturvärden och vanligast är att den påträffas på rester av nedbrunna torrakor och högstubbar och lågstubbar som är så grova att hela innandömet är urbränt. Tall- och blandbarrskogar av naturskogskaraktär med spår av återkommande bränder hyser höga biologiska värden och bör skyddas (SLU Artdatabanken, 2024).</w:t>
+      </w:r>
+    </w:p>
+    <w:p>
+      <w:r>
+        <w:rPr>
+          <w:b/>
+        </w:rPr>
         <w:t>Rosenticka (NT)</w:t>
       </w:r>
       <w:r>
@@ -488,6 +539,35 @@
         <w:rPr>
           <w:b/>
         </w:rPr>
+        <w:t>Stjärntagging (NT)</w:t>
+      </w:r>
+      <w:r>
+        <w:t xml:space="preserve"> signalerar inom hela sitt utbredningsområde höga naturvärden. Svampen är uttorkningskänslig och beroende av ett oförändrat fuktigt mikroklimat. Den är även beroende av en ständig tillgång på död ved i olika nedbrytningsstadier, dock ej nödvändigtvis grova träd. Tidigare påverkan på miljön måste dock ha varit så skonsam att det naturliga skogsekosystemet till stora delar har bevarats. Minskningstakten för den svenska populationen bedöms vara nära gränsvärdet för Sårbar (VU). Stjärntagging är typisk art för </w:t>
+      </w:r>
+      <w:r>
+        <w:rPr>
+          <w:i/>
+        </w:rPr>
+        <w:t xml:space="preserve">9010 Taiga, 9050 Näringsrik granskog </w:t>
+      </w:r>
+      <w:r>
+        <w:t xml:space="preserve">och </w:t>
+      </w:r>
+      <w:r>
+        <w:rPr>
+          <w:i/>
+        </w:rPr>
+        <w:t>9030 Landhöjningsskog</w:t>
+      </w:r>
+      <w:r>
+        <w:t xml:space="preserve"> (SLU Artdatabanken, 2024; Nitare &amp; Skogsstyrelsen, 2019).</w:t>
+      </w:r>
+    </w:p>
+    <w:p>
+      <w:r>
+        <w:rPr>
+          <w:b/>
+        </w:rPr>
         <w:t>Talltagel (NT)</w:t>
       </w:r>
       <w:r>
@@ -604,10 +684,39 @@
         <w:rPr>
           <w:b/>
         </w:rPr>
-        <w:t>Tjäder (§4)</w:t>
-      </w:r>
-      <w:r>
-        <w:t xml:space="preserve"> omfattas av bilaga 1 och 2 EU:s fågeldirektiv och är typisk art för </w:t>
+        <w:t xml:space="preserve">Skinnlav </w:t>
+      </w:r>
+      <w:r>
+        <w:t xml:space="preserve">förekommer på diverse lövträd, främst på gammal asp och sälg. Den påträffas främst i områden med lång kontinuitet av grova lövträd och signalerar skogsmark med höga naturvärden. På lokalerna förekommer som regel ett flertal andra ovanliga eller rödlistade lavar. I likhet med gelélavarna, etablerar sig skinnlaven i skogsmark på grova aspar i sena lövsuccessioner. Skinnlav är typisk art för </w:t>
+      </w:r>
+      <w:r>
+        <w:rPr>
+          <w:i/>
+        </w:rPr>
+        <w:t xml:space="preserve">9010 Taiga, 9020 Nordlig ädellövskog </w:t>
+      </w:r>
+      <w:r>
+        <w:t xml:space="preserve">och </w:t>
+      </w:r>
+      <w:r>
+        <w:rPr>
+          <w:i/>
+        </w:rPr>
+        <w:t xml:space="preserve">9070 Trädklädd betesmark </w:t>
+      </w:r>
+      <w:r>
+        <w:t>(Nitare &amp; Skogsstyrelsen, 2019; SLU Artdatabanken, 2025).</w:t>
+      </w:r>
+    </w:p>
+    <w:p>
+      <w:r>
+        <w:rPr>
+          <w:b/>
+        </w:rPr>
+        <w:t xml:space="preserve">Vedticka </w:t>
+      </w:r>
+      <w:r>
+        <w:t xml:space="preserve">är en bra signalart söder om den naturliga norrlandsgränsen. Den är huvudsakligen knuten till äldre barrskogar där det föreligger långvarig kontinuitet av död barrved. Vedticka är typisk art för </w:t>
       </w:r>
       <w:r>
         <w:rPr>
@@ -616,6 +725,26 @@
         <w:t xml:space="preserve">9010 Taiga </w:t>
       </w:r>
       <w:r>
+        <w:t>(Nitare &amp; Skogsstyrelsen, 2019; SLU Artdatabanken, 2025).</w:t>
+      </w:r>
+    </w:p>
+    <w:p>
+      <w:r>
+        <w:rPr>
+          <w:b/>
+        </w:rPr>
+        <w:t>Tjäder (§4)</w:t>
+      </w:r>
+      <w:r>
+        <w:t xml:space="preserve"> omfattas av bilaga 1 och 2 EU:s fågeldirektiv och är typisk art för </w:t>
+      </w:r>
+      <w:r>
+        <w:rPr>
+          <w:i/>
+        </w:rPr>
+        <w:t xml:space="preserve">9010 Taiga </w:t>
+      </w:r>
+      <w:r>
         <w:t xml:space="preserve">och </w:t>
       </w:r>
       <w:r>
@@ -626,6 +755,26 @@
       </w:r>
       <w:r>
         <w:t>. Tjädern är en utpräglad skogsfågel knuten till större sammanhängande barrskogsområden. Tupparna och hönorna utnyttjar till viss del olika miljöer, och habitatvalet varierar dessutom mellan olika delar av året. För att det ska finnas livskraftiga tjäderbestånd krävs funktionella skogslandskap med en blandning av uppvuxen, gles och luckig skog, täta sumpskogar, myrar och andra små våtmarker. Arten försvinner när skogen fragmenteras och den sammanlagda arealen hyggen och andra öppna områden blir för stor. Ett småskaligt och försiktigt virkesuttag genom hyggesfria metoder kan i vissa fall vara möjligt i området inom 200 m från lekcentrum. Längre ut från lekcentrum, inom 200–500 m bör den avverkade ytan inte överskrida 1 hektar för att undvika alltför stora och snabba förändringar (Skogsstyrelsen, 2019; SLU Artdatabanken, 2024).</w:t>
+      </w:r>
+    </w:p>
+    <w:p>
+      <w:r>
+        <w:rPr>
+          <w:b/>
+        </w:rPr>
+        <w:t>Tofsmes (§4)</w:t>
+      </w:r>
+      <w:r>
+        <w:t xml:space="preserve"> häckar i barr- och blandskog, främst i tallskog. Tofsmes är typisk art för </w:t>
+      </w:r>
+      <w:r>
+        <w:rPr>
+          <w:i/>
+        </w:rPr>
+        <w:t xml:space="preserve">9010 Taiga </w:t>
+      </w:r>
+      <w:r>
+        <w:t>(SLU Artdatabanken, 2025).</w:t>
       </w:r>
     </w:p>
     <w:p>
@@ -734,7 +883,7 @@
         <w:rPr>
           <w:i/>
         </w:rPr>
-        <w:t>I det avverkningsanmälda skogsområdet har 12 naturvårdsarter varav 10 rödlistade arter sina livsmiljöer och växtplatser.</w:t>
+        <w:t>I det avverkningsanmälda skogsområdet har 19 naturvårdsarter varav 14 rödlistade arter sina livsmiljöer och växtplatser.</w:t>
       </w:r>
     </w:p>
     <w:p>
@@ -1686,7 +1835,7 @@
     <w:r>
       <w:tab/>
       <w:tab/>
-      <w:t>2026-10-05</w:t>
+      <w:t>2026-10-06</w:t>
       <w:br/>
       <w:br/>
     </w:r>

--- a/klagomål/A 18696-2025 FSC-klagomål.docx
+++ b/klagomål/A 18696-2025 FSC-klagomål.docx
@@ -1835,7 +1835,7 @@
     <w:r>
       <w:tab/>
       <w:tab/>
-      <w:t>2026-10-06</w:t>
+      <w:t>2026-10-07</w:t>
       <w:br/>
       <w:br/>
     </w:r>

--- a/klagomål/A 18696-2025 FSC-klagomål.docx
+++ b/klagomål/A 18696-2025 FSC-klagomål.docx
@@ -1835,7 +1835,7 @@
     <w:r>
       <w:tab/>
       <w:tab/>
-      <w:t>2026-10-07</w:t>
+      <w:t>2026-10-08</w:t>
       <w:br/>
       <w:br/>
     </w:r>

--- a/klagomål/A 18696-2025 FSC-klagomål.docx
+++ b/klagomål/A 18696-2025 FSC-klagomål.docx
@@ -1835,7 +1835,7 @@
     <w:r>
       <w:tab/>
       <w:tab/>
-      <w:t>2026-10-08</w:t>
+      <w:t>2026-10-09</w:t>
       <w:br/>
       <w:br/>
     </w:r>

--- a/klagomål/A 18696-2025 FSC-klagomål.docx
+++ b/klagomål/A 18696-2025 FSC-klagomål.docx
@@ -221,7 +221,7 @@
     </w:p>
     <w:p>
       <w:r>
-        <w:t>I och inom 20 meter från avverkningsanmälan finns fynd av 19 naturvårdsarter, varav 14 är rödlistade, 6 är fridlysta, 15 är typiska (T) och 2 är signalarter (S): garnlav (VU, T), knärot (VU, T, §8), doftskinn (NT, T), kolflarnlav (NT, T), koralltaggsvamp (NT, T), kötticka (NT), mörk kolflarnlav (NT), rosenticka (NT, T), rynkskinn (NT, T), stjärntagging (NT, T), talltagel (NT, T), talltita (NT, §4), tretåig hackspett (NT, T, §4), ullticka (NT, T), skinnlav (S, T), vedticka (S, T), tjäder (T, §4), tofsmes (T, §4) och revlummer (§9). Se Figur 1.</w:t>
+        <w:t>I och inom 20 meter från avverkningsanmälan finns fynd av 12 naturvårdsarter, varav 10 är rödlistade, 5 är fridlysta och 10 är typiska (T): garnlav (VU, T), knärot (VU, T, §8), kolflarnlav (NT, T), koralltaggsvamp (NT, T), rosenticka (NT, T), rynkskinn (NT, T), talltagel (NT, T), talltita (NT, §4), tretåig hackspett (NT, T, §4), ullticka (NT, T), tjäder (T, §4) och revlummer (§9). Se Figur 1.</w:t>
       </w:r>
     </w:p>
     <w:p>
@@ -325,7 +325,7 @@
     </w:p>
     <w:p>
       <w:r>
-        <w:t>I det avverkningsanmälda området finns 31 fyndplatser för knärot registrerade på Artportalen. Figur 2 visar gränserna för buffertzoner på 50 m, som behöver lämnas kring fyndplatserna för att knärotslokalerna inte ska försvinna vid en avverkning. Av det avverkningsanmälda området överlappar 7.69 ha med buffertzonerna och får av detta skäl inte avverkas.</w:t>
+        <w:t>I det avverkningsanmälda området finns 21 fyndplatser för knärot registrerade på Artportalen. Figur 2 visar gränserna för buffertzoner på 50 m, som behöver lämnas kring fyndplatserna för att knärotslokalerna inte ska försvinna vid en avverkning. Av det avverkningsanmälda området överlappar 6.19 ha med buffertzonerna och får av detta skäl inte avverkas.</w:t>
       </w:r>
     </w:p>
     <w:p>
@@ -381,10 +381,59 @@
         <w:rPr>
           <w:b/>
         </w:rPr>
-        <w:t>Doftskinn (NT)</w:t>
-      </w:r>
-      <w:r>
-        <w:t xml:space="preserve">, rödlistad som nära hotad, är en mycket bra signalart för boreal granskog och indikerar ett gran-skogsekosystem med lång kontinuitet av grova lågor. Arten är placerad i toppen av Skogsstyrelsens värdepyramid för bedömning av skog med höga naturvärden och har klassats som en “urskogsindikator”, då den förekommer med ett tydligt optimum i helt eller nästan helt orörda skogar. Doftskinn är typisk art för </w:t>
+        <w:t>Kolflarnlav (NT)</w:t>
+      </w:r>
+      <w:r>
+        <w:t xml:space="preserve"> är brandberoende och växer nästan uteslutande på kolad hård kärnved av tall. Etableringen verkar ske först 100–300 år efter brand och nytt substrat nybildas i mycket begränsad omfattning. Avverkning av tallskog av naturskogskaraktär med spår av återkommande bränder är ett hot och mängden lämplig ved att växa på för arten minskar dels på grund av naturlig nedbrytning men framförallt på grund av att det förstörs i samband med slutavverkningar, gallringar och markberedning. Såväl kolflarnlav som mörk kolflarnlav har glänsande bålfjäll och förekommer främst i tall- och blandbarrskogar av naturskogskaraktär med spår av återkommande bränder. Skogar som dessa hyser höga biologiska värden och bör skyddas. Kolflarnlav är typisk art för </w:t>
+      </w:r>
+      <w:r>
+        <w:rPr>
+          <w:i/>
+        </w:rPr>
+        <w:t>9010 Taiga</w:t>
+      </w:r>
+      <w:r>
+        <w:t xml:space="preserve"> (SLU Artdatabanken, 2024).</w:t>
+      </w:r>
+    </w:p>
+    <w:p>
+      <w:r>
+        <w:rPr>
+          <w:b/>
+        </w:rPr>
+        <w:t>Koralltaggsvamp (NT)</w:t>
+      </w:r>
+      <w:r>
+        <w:t xml:space="preserve"> är i hela landet en mycket bra signalart som nästan enbart påträffas i skogsområden med höga naturvärden. Arten hotas av brist på död ved. Ingrepp som innebär att lågor och döda eller skadade träd tas bort missgynnar arten. En slutavverkning, skoglig gallring eller annat uttag av virke på växtplatsen som ger ett förändrat lokalklimat innebär ett direkt hot liksom överföring av lövskog till barrskog. Koralltaggsvamp är typisk art för </w:t>
+      </w:r>
+      <w:r>
+        <w:rPr>
+          <w:i/>
+        </w:rPr>
+        <w:t>9010 Taiga, 9050 Näringsrik granskog</w:t>
+      </w:r>
+      <w:r>
+        <w:t xml:space="preserve"> och</w:t>
+      </w:r>
+      <w:r>
+        <w:rPr>
+          <w:i/>
+        </w:rPr>
+        <w:t xml:space="preserve"> 9030 Landhöjningsskog</w:t>
+      </w:r>
+      <w:r>
+        <w:t xml:space="preserve"> (SLU Artdatabanken, 2024; Nitare &amp; Skogsstyrelsen, 2019).</w:t>
+      </w:r>
+    </w:p>
+    <w:p>
+      <w:r>
+        <w:rPr>
+          <w:b/>
+        </w:rPr>
+        <w:t>Rosenticka (NT)</w:t>
+      </w:r>
+      <w:r>
+        <w:t xml:space="preserve">, rödlistad som nära hotad, ingår i en karaktäristisk association av vedsvampar som växer på gamla, grova granlågor i urskogsartade barrskogar. Den är placerad i toppen av Skogsstyrelsens värdepyramid för bedömning av skog med höga naturvärden och indikerar ett granskogsekosystem med långvarig kontinuitet av grova lågor. Artens beroende av grova granlågor innebär att alla skogsskötselåtgärder på eller i omedelbar närhet av lokalerna utgör ett hot på lång sikt. Det är angeläget att populationerna inte ytterligare glesas ut och ett tillräckligt antal områden där arten nu finns måste sparas för framtiden. Rosenticka är typisk art för </w:t>
       </w:r>
       <w:r>
         <w:rPr>
@@ -393,7 +442,16 @@
         <w:t xml:space="preserve">9010 Taiga </w:t>
       </w:r>
       <w:r>
-        <w:t>(SLU Artdatabanken, 2025; Nitare &amp; Skogsstyrelsen, 2019).</w:t>
+        <w:t xml:space="preserve">och </w:t>
+      </w:r>
+      <w:r>
+        <w:rPr>
+          <w:i/>
+        </w:rPr>
+        <w:t>9050 Näringsrik granskog</w:t>
+      </w:r>
+      <w:r>
+        <w:t xml:space="preserve"> (Nitare &amp; Skogsstyrelsen, 2019; SLU Artdatabanken, 2024).</w:t>
       </w:r>
     </w:p>
     <w:p>
@@ -401,10 +459,39 @@
         <w:rPr>
           <w:b/>
         </w:rPr>
-        <w:t>Kolflarnlav (NT)</w:t>
-      </w:r>
-      <w:r>
-        <w:t xml:space="preserve"> är brandberoende och växer nästan uteslutande på kolad hård kärnved av tall. Etableringen verkar ske först 100–300 år efter brand och nytt substrat nybildas i mycket begränsad omfattning. Avverkning av tallskog av naturskogskaraktär med spår av återkommande bränder är ett hot och mängden lämplig ved att växa på för arten minskar dels på grund av naturlig nedbrytning men framförallt på grund av att det förstörs i samband med slutavverkningar, gallringar och markberedning. Såväl kolflarnlav som mörk kolflarnlav har glänsande bålfjäll och förekommer främst i tall- och blandbarrskogar av naturskogskaraktär med spår av återkommande bränder. Skogar som dessa hyser höga biologiska värden och bör skyddas. Kolflarnlav är typisk art för </w:t>
+        <w:t>Rynkskinn (NT)</w:t>
+      </w:r>
+      <w:r>
+        <w:t xml:space="preserve"> är en vednedbrytare som växer på grova granlågor och ingår i en karaktäristisk association av vedsvampar knutna till urskogsartade barrskogar. Den har klassificerats som en “urskogsindikator” och är placerad i toppen av Skogsstyrelsens värdepyramid för bedömning av skog med höga naturvärden. Allt tyder på att rynkskinn är mycket känslig för skogliga ingrepp och lokalerna, som oftast har höga biologiska kvaliteter, bör lämnas till fri utveckling. Rynkskinn är typisk art för </w:t>
+      </w:r>
+      <w:r>
+        <w:rPr>
+          <w:i/>
+        </w:rPr>
+        <w:t xml:space="preserve">9010 Taiga, 9050 Näringsrik granskog </w:t>
+      </w:r>
+      <w:r>
+        <w:t>och</w:t>
+      </w:r>
+      <w:r>
+        <w:rPr>
+          <w:i/>
+        </w:rPr>
+        <w:t xml:space="preserve"> 9030 Landhöjningsskog</w:t>
+      </w:r>
+      <w:r>
+        <w:t xml:space="preserve"> (Nitare &amp; Skogsstyrelsen, 2019; SLU Artdatabanken, 2026).</w:t>
+      </w:r>
+    </w:p>
+    <w:p>
+      <w:r>
+        <w:rPr>
+          <w:b/>
+        </w:rPr>
+        <w:t>Talltagel (NT)</w:t>
+      </w:r>
+      <w:r>
+        <w:t xml:space="preserve"> är en boreal art som förekommer på tall i äldre, öppna tallskogar. Den påverkas negativt av brist på kontinuitetsskog och minskningstakten bedöms vara nära gränsvärdet för Sårbar (VU). Talltagel är typisk art för </w:t>
       </w:r>
       <w:r>
         <w:rPr>
@@ -413,7 +500,7 @@
         <w:t>9010 Taiga</w:t>
       </w:r>
       <w:r>
-        <w:t xml:space="preserve"> (SLU Artdatabanken, 2024).</w:t>
+        <w:t xml:space="preserve"> (SLU Artdatabanken, 2026).</w:t>
       </w:r>
     </w:p>
     <w:p>
@@ -421,28 +508,39 @@
         <w:rPr>
           <w:b/>
         </w:rPr>
-        <w:t>Koralltaggsvamp (NT)</w:t>
-      </w:r>
-      <w:r>
-        <w:t xml:space="preserve"> är i hela landet en mycket bra signalart som nästan enbart påträffas i skogsområden med höga naturvärden. Arten hotas av brist på död ved. Ingrepp som innebär att lågor och döda eller skadade träd tas bort missgynnar arten. En slutavverkning, skoglig gallring eller annat uttag av virke på växtplatsen som ger ett förändrat lokalklimat innebär ett direkt hot liksom överföring av lövskog till barrskog. Koralltaggsvamp är typisk art för </w:t>
+        <w:t>Talltita (NT, §4)</w:t>
+      </w:r>
+      <w:r>
+        <w:t>, rödlistad som nära hotad och prioriterad art i Skogsvårdslagen, har häckningsrevir i anmälan. Arten har minskat kraftigt de senaste 30 åren och minskningstakten innevarande 10-årsperiod beräknas till 20 (10–30) %. Talltitan är synnerligen trogen sitt cirka 15 hektar stora revir och är beroende av flerskiktade olikåldriga skogar för att kunna föda upp sina ungar. Talltitan försvinner om dess livsmiljö kalavverkas (Eggers &amp; Low, 2014; Ekman, 1979; Griesser et al, 2007; Klein, 2020; Siffczyk et al, 2003; SLU Artdatabanken, 2021).</w:t>
+      </w:r>
+    </w:p>
+    <w:p>
+      <w:r>
+        <w:rPr>
+          <w:b/>
+        </w:rPr>
+        <w:t>Tretåig hackspett (NT, §4)</w:t>
+      </w:r>
+      <w:r>
+        <w:t xml:space="preserve"> är rödlistad som nära hotad och ingår i bilaga 1 i EU:s fågeldirektiv. Tretåig hackspett är för sin överlevnad beroende av kontinuerlig tillförsel av äldre döende och död ved, som sker genom naturliga självgallringsprocesser i äldre grannaturskogar och barrblandade naturskogar. Om en skog genom skogsbruk gallras eller glesas ur så upphör och uteblir i stort sett den naturliga självgallringsprocessen för mycket lång tid framöver vilket omöjliggör upprätthållandet av den kontinuerliga ekologiska funktionen i ett område. Det finns studier som visar att naturskogens självgallringsprocess som den tretåiga hackspetten är beroende av, inte kan ersättas med efterlämnad hänsyn i skogsbruket (Imbeau &amp; Desrochers, 2002). Storleken på häckningsreviret varierar med skogstypen, förekomsten av död ved och graden av fragmentering, men är i allmänhet i storleksordningen 25–100 hektar. Vintertid krävs ofta betydligt större områden och det finns studier som antyder att arten behöver minst 100 hektar äldre skog. I områden med låg bonitet kan det behövas över 200 hektar lämpligt habitat för att ett par ska kunna reproducera sig. Områden med dokumenterad permanent förekomst i naturskogsmiljöer har vanligen så stora naturvärden att skogsbruk är olämpligt. Tretåig hackspett är typisk art för </w:t>
       </w:r>
       <w:r>
         <w:rPr>
           <w:i/>
         </w:rPr>
-        <w:t>9010 Taiga, 9050 Näringsrik granskog</w:t>
-      </w:r>
-      <w:r>
-        <w:t xml:space="preserve"> och</w:t>
+        <w:t xml:space="preserve">9010 Taiga, 9740 Skogsbevuxen myr, 9030 Landhöjningsskog </w:t>
+      </w:r>
+      <w:r>
+        <w:t xml:space="preserve">och </w:t>
       </w:r>
       <w:r>
         <w:rPr>
           <w:i/>
         </w:rPr>
-        <w:t xml:space="preserve"> 9030 Landhöjningsskog</w:t>
-      </w:r>
-      <w:r>
-        <w:t xml:space="preserve"> (SLU Artdatabanken, 2024; Nitare &amp; Skogsstyrelsen, 2019).</w:t>
+        <w:t>9040 Fjällbjörkskog</w:t>
+      </w:r>
+      <w:r>
+        <w:t xml:space="preserve"> (Skogsstyrelsen, 2016; SLU Artdatabanken, 2024).</w:t>
       </w:r>
     </w:p>
     <w:p>
@@ -450,19 +548,55 @@
         <w:rPr>
           <w:b/>
         </w:rPr>
-        <w:t>Kötticka (NT)</w:t>
-      </w:r>
-      <w:r>
-        <w:t xml:space="preserve"> är granens kötticka och har klassificerats som ”gammelskogsindikator”, då den förekommer med ett tydligt optimum i äldre barrskogar, främst fuktiga granskogar. Den har högst signalvärde söder om den naturliga norrlandsgränsen </w:t>
+        <w:t>Ullticka (NT)</w:t>
+      </w:r>
+      <w:r>
+        <w:t xml:space="preserve"> är knuten till restbestånd av barrnaturskog och förekommer med ett tydligt optimum i orörda eller måttligt påverkade gamla granskogar där det föreligger viss kontinuitet av grov död ved. Ullticka är en bra signalart inom hela sitt utbredningsområde och i södra Sverige är den sällsynt och en god signalart för skyddsvärda granskogsmiljöer. Den hotas av avverkning och fragmentering av naturskog och äldre granskog med lång trädkontinuitet. På ullticka kan ibland ulltickeporing (VU) påträffas - det är en sällsynt ticka som nyligen delats upp i de tre olika arterna ulltickeporing </w:t>
       </w:r>
       <w:r>
         <w:rPr>
           <w:i/>
         </w:rPr>
-        <w:t>limes norrlandicus</w:t>
-      </w:r>
-      <w:r>
-        <w:t>, men signalerar vanligtvis höga naturvärden även i Norrland. Arten är knuten till miljöer med konstant luftfuktighet och känslig för uttorkning som en avverkning kan medföra. Den totala populationen bedöms därför ha minskat under de senaste 30 åren och fortsätter att minska i takt med att grankontinuitetsskogar (skogar som inte kalavverkats) minskar i areal, samtidigt som att lämpliga miljöer inte återskapas i samma takt (SLU Artdatabanken, 2024; Nitare &amp; Skogsstyrelsen, 2019).</w:t>
+        <w:t xml:space="preserve">Skeletocutis brevispora </w:t>
+      </w:r>
+      <w:r>
+        <w:t>(VU)</w:t>
+      </w:r>
+      <w:r>
+        <w:rPr>
+          <w:i/>
+        </w:rPr>
+        <w:t>, Skeletocutis delicata</w:t>
+      </w:r>
+      <w:r>
+        <w:t xml:space="preserve"> (VU)</w:t>
+      </w:r>
+      <w:r>
+        <w:rPr>
+          <w:i/>
+        </w:rPr>
+        <w:t xml:space="preserve"> och Skeletocutis exilis</w:t>
+      </w:r>
+      <w:r>
+        <w:t xml:space="preserve"> (NT). Ullticka är typisk art för </w:t>
+      </w:r>
+      <w:r>
+        <w:rPr>
+          <w:i/>
+        </w:rPr>
+        <w:t xml:space="preserve">9010 Taiga, 9050 Näringsrik granskog </w:t>
+      </w:r>
+      <w:r>
+        <w:t xml:space="preserve">och </w:t>
+      </w:r>
+      <w:r>
+        <w:rPr>
+          <w:i/>
+        </w:rPr>
+        <w:t>9030 Landhöjningsskog</w:t>
+      </w:r>
+      <w:r>
+        <w:t xml:space="preserve"> (SLU Artdatabanken, 2026; Nitare &amp; Skogsstyrelsen, 2019; Miettinen &amp; Niemelä, 2018).</w:t>
       </w:r>
     </w:p>
     <w:p>
@@ -470,21 +604,10 @@
         <w:rPr>
           <w:b/>
         </w:rPr>
-        <w:t>Mörk kolflarnlav (NT)</w:t>
-      </w:r>
-      <w:r>
-        <w:t xml:space="preserve"> är brandberoende och växer nästan uteslutande på kolad hård kärnved av tall. Arten förekommer främst i glesa, öppna tall- och blandbarrskogar av naturskogskaraktär och etableringen verkar ske sent efter brand, kanske först efter 100–300 år. Mörk kolflarnlav indikerar skog med höga naturvärden och vanligast är att den påträffas på rester av nedbrunna torrakor och högstubbar och lågstubbar som är så grova att hela innandömet är urbränt. Tall- och blandbarrskogar av naturskogskaraktär med spår av återkommande bränder hyser höga biologiska värden och bör skyddas (SLU Artdatabanken, 2024).</w:t>
-      </w:r>
-    </w:p>
-    <w:p>
-      <w:r>
-        <w:rPr>
-          <w:b/>
-        </w:rPr>
-        <w:t>Rosenticka (NT)</w:t>
-      </w:r>
-      <w:r>
-        <w:t xml:space="preserve">, rödlistad som nära hotad, ingår i en karaktäristisk association av vedsvampar som växer på gamla, grova granlågor i urskogsartade barrskogar. Den är placerad i toppen av Skogsstyrelsens värdepyramid för bedömning av skog med höga naturvärden och indikerar ett granskogsekosystem med långvarig kontinuitet av grova lågor. Artens beroende av grova granlågor innebär att alla skogsskötselåtgärder på eller i omedelbar närhet av lokalerna utgör ett hot på lång sikt. Det är angeläget att populationerna inte ytterligare glesas ut och ett tillräckligt antal områden där arten nu finns måste sparas för framtiden. Rosenticka är typisk art för </w:t>
+        <w:t>Tjäder (§4)</w:t>
+      </w:r>
+      <w:r>
+        <w:t xml:space="preserve"> omfattas av bilaga 1 och 2 EU:s fågeldirektiv och är typisk art för </w:t>
       </w:r>
       <w:r>
         <w:rPr>
@@ -499,282 +622,10 @@
         <w:rPr>
           <w:i/>
         </w:rPr>
-        <w:t>9050 Näringsrik granskog</w:t>
-      </w:r>
-      <w:r>
-        <w:t xml:space="preserve"> (Nitare &amp; Skogsstyrelsen, 2019; SLU Artdatabanken, 2024).</w:t>
-      </w:r>
-    </w:p>
-    <w:p>
-      <w:r>
-        <w:rPr>
-          <w:b/>
-        </w:rPr>
-        <w:t>Rynkskinn (NT)</w:t>
-      </w:r>
-      <w:r>
-        <w:t xml:space="preserve"> är en vednedbrytare som växer på grova granlågor och ingår i en karaktäristisk association av vedsvampar knutna till urskogsartade barrskogar. Den har klassificerats som en “urskogsindikator” och är placerad i toppen av Skogsstyrelsens värdepyramid för bedömning av skog med höga naturvärden. Allt tyder på att rynkskinn är mycket känslig för skogliga ingrepp och lokalerna, som oftast har höga biologiska kvaliteter, bör lämnas till fri utveckling. Rynkskinn är typisk art för </w:t>
-      </w:r>
-      <w:r>
-        <w:rPr>
-          <w:i/>
-        </w:rPr>
-        <w:t xml:space="preserve">9010 Taiga, 9050 Näringsrik granskog </w:t>
-      </w:r>
-      <w:r>
-        <w:t>och</w:t>
-      </w:r>
-      <w:r>
-        <w:rPr>
-          <w:i/>
-        </w:rPr>
-        <w:t xml:space="preserve"> 9030 Landhöjningsskog</w:t>
-      </w:r>
-      <w:r>
-        <w:t xml:space="preserve"> (Nitare &amp; Skogsstyrelsen, 2019; SLU Artdatabanken, 2026).</w:t>
-      </w:r>
-    </w:p>
-    <w:p>
-      <w:r>
-        <w:rPr>
-          <w:b/>
-        </w:rPr>
-        <w:t>Stjärntagging (NT)</w:t>
-      </w:r>
-      <w:r>
-        <w:t xml:space="preserve"> signalerar inom hela sitt utbredningsområde höga naturvärden. Svampen är uttorkningskänslig och beroende av ett oförändrat fuktigt mikroklimat. Den är även beroende av en ständig tillgång på död ved i olika nedbrytningsstadier, dock ej nödvändigtvis grova träd. Tidigare påverkan på miljön måste dock ha varit så skonsam att det naturliga skogsekosystemet till stora delar har bevarats. Minskningstakten för den svenska populationen bedöms vara nära gränsvärdet för Sårbar (VU). Stjärntagging är typisk art för </w:t>
-      </w:r>
-      <w:r>
-        <w:rPr>
-          <w:i/>
-        </w:rPr>
-        <w:t xml:space="preserve">9010 Taiga, 9050 Näringsrik granskog </w:t>
-      </w:r>
-      <w:r>
-        <w:t xml:space="preserve">och </w:t>
-      </w:r>
-      <w:r>
-        <w:rPr>
-          <w:i/>
-        </w:rPr>
-        <w:t>9030 Landhöjningsskog</w:t>
-      </w:r>
-      <w:r>
-        <w:t xml:space="preserve"> (SLU Artdatabanken, 2024; Nitare &amp; Skogsstyrelsen, 2019).</w:t>
-      </w:r>
-    </w:p>
-    <w:p>
-      <w:r>
-        <w:rPr>
-          <w:b/>
-        </w:rPr>
-        <w:t>Talltagel (NT)</w:t>
-      </w:r>
-      <w:r>
-        <w:t xml:space="preserve"> är en boreal art som förekommer på tall i äldre, öppna tallskogar. Den påverkas negativt av brist på kontinuitetsskog och minskningstakten bedöms vara nära gränsvärdet för Sårbar (VU). Talltagel är typisk art för </w:t>
-      </w:r>
-      <w:r>
-        <w:rPr>
-          <w:i/>
-        </w:rPr>
-        <w:t>9010 Taiga</w:t>
-      </w:r>
-      <w:r>
-        <w:t xml:space="preserve"> (SLU Artdatabanken, 2026).</w:t>
-      </w:r>
-    </w:p>
-    <w:p>
-      <w:r>
-        <w:rPr>
-          <w:b/>
-        </w:rPr>
-        <w:t>Talltita (NT, §4)</w:t>
-      </w:r>
-      <w:r>
-        <w:t>, rödlistad som nära hotad och prioriterad art i Skogsvårdslagen, har häckningsrevir i anmälan. Arten har minskat kraftigt de senaste 30 åren och minskningstakten innevarande 10-årsperiod beräknas till 20 (10–30) %. Talltitan är synnerligen trogen sitt cirka 15 hektar stora revir och är beroende av flerskiktade olikåldriga skogar för att kunna föda upp sina ungar. Talltitan försvinner om dess livsmiljö kalavverkas (Eggers &amp; Low, 2014; Ekman, 1979; Griesser et al, 2007; Klein, 2020; Siffczyk et al, 2003; SLU Artdatabanken, 2021).</w:t>
-      </w:r>
-    </w:p>
-    <w:p>
-      <w:r>
-        <w:rPr>
-          <w:b/>
-        </w:rPr>
-        <w:t>Tretåig hackspett (NT, §4)</w:t>
-      </w:r>
-      <w:r>
-        <w:t xml:space="preserve"> är rödlistad som nära hotad och ingår i bilaga 1 i EU:s fågeldirektiv. Tretåig hackspett är för sin överlevnad beroende av kontinuerlig tillförsel av äldre döende och död ved, som sker genom naturliga självgallringsprocesser i äldre grannaturskogar och barrblandade naturskogar. Om en skog genom skogsbruk gallras eller glesas ur så upphör och uteblir i stort sett den naturliga självgallringsprocessen för mycket lång tid framöver vilket omöjliggör upprätthållandet av den kontinuerliga ekologiska funktionen i ett område. Det finns studier som visar att naturskogens självgallringsprocess som den tretåiga hackspetten är beroende av, inte kan ersättas med efterlämnad hänsyn i skogsbruket (Imbeau &amp; Desrochers, 2002). Storleken på häckningsreviret varierar med skogstypen, förekomsten av död ved och graden av fragmentering, men är i allmänhet i storleksordningen 25–100 hektar. Vintertid krävs ofta betydligt större områden och det finns studier som antyder att arten behöver minst 100 hektar äldre skog. I områden med låg bonitet kan det behövas över 200 hektar lämpligt habitat för att ett par ska kunna reproducera sig. Områden med dokumenterad permanent förekomst i naturskogsmiljöer har vanligen så stora naturvärden att skogsbruk är olämpligt. Tretåig hackspett är typisk art för </w:t>
-      </w:r>
-      <w:r>
-        <w:rPr>
-          <w:i/>
-        </w:rPr>
-        <w:t xml:space="preserve">9010 Taiga, 9740 Skogsbevuxen myr, 9030 Landhöjningsskog </w:t>
-      </w:r>
-      <w:r>
-        <w:t xml:space="preserve">och </w:t>
-      </w:r>
-      <w:r>
-        <w:rPr>
-          <w:i/>
-        </w:rPr>
-        <w:t>9040 Fjällbjörkskog</w:t>
-      </w:r>
-      <w:r>
-        <w:t xml:space="preserve"> (Skogsstyrelsen, 2016; SLU Artdatabanken, 2024).</w:t>
-      </w:r>
-    </w:p>
-    <w:p>
-      <w:r>
-        <w:rPr>
-          <w:b/>
-        </w:rPr>
-        <w:t>Ullticka (NT)</w:t>
-      </w:r>
-      <w:r>
-        <w:t xml:space="preserve"> är knuten till restbestånd av barrnaturskog och förekommer med ett tydligt optimum i orörda eller måttligt påverkade gamla granskogar där det föreligger viss kontinuitet av grov död ved. Ullticka är en bra signalart inom hela sitt utbredningsområde och i södra Sverige är den sällsynt och en god signalart för skyddsvärda granskogsmiljöer. Den hotas av avverkning och fragmentering av naturskog och äldre granskog med lång trädkontinuitet. På ullticka kan ibland ulltickeporing (VU) påträffas - det är en sällsynt ticka som nyligen delats upp i de tre olika arterna ulltickeporing </w:t>
-      </w:r>
-      <w:r>
-        <w:rPr>
-          <w:i/>
-        </w:rPr>
-        <w:t xml:space="preserve">Skeletocutis brevispora </w:t>
-      </w:r>
-      <w:r>
-        <w:t>(VU)</w:t>
-      </w:r>
-      <w:r>
-        <w:rPr>
-          <w:i/>
-        </w:rPr>
-        <w:t>, Skeletocutis delicata</w:t>
-      </w:r>
-      <w:r>
-        <w:t xml:space="preserve"> (VU)</w:t>
-      </w:r>
-      <w:r>
-        <w:rPr>
-          <w:i/>
-        </w:rPr>
-        <w:t xml:space="preserve"> och Skeletocutis exilis</w:t>
-      </w:r>
-      <w:r>
-        <w:t xml:space="preserve"> (NT). Ullticka är typisk art för </w:t>
-      </w:r>
-      <w:r>
-        <w:rPr>
-          <w:i/>
-        </w:rPr>
-        <w:t xml:space="preserve">9010 Taiga, 9050 Näringsrik granskog </w:t>
-      </w:r>
-      <w:r>
-        <w:t xml:space="preserve">och </w:t>
-      </w:r>
-      <w:r>
-        <w:rPr>
-          <w:i/>
-        </w:rPr>
-        <w:t>9030 Landhöjningsskog</w:t>
-      </w:r>
-      <w:r>
-        <w:t xml:space="preserve"> (SLU Artdatabanken, 2026; Nitare &amp; Skogsstyrelsen, 2019; Miettinen &amp; Niemelä, 2018).</w:t>
-      </w:r>
-    </w:p>
-    <w:p>
-      <w:r>
-        <w:rPr>
-          <w:b/>
-        </w:rPr>
-        <w:t xml:space="preserve">Skinnlav </w:t>
-      </w:r>
-      <w:r>
-        <w:t xml:space="preserve">förekommer på diverse lövträd, främst på gammal asp och sälg. Den påträffas främst i områden med lång kontinuitet av grova lövträd och signalerar skogsmark med höga naturvärden. På lokalerna förekommer som regel ett flertal andra ovanliga eller rödlistade lavar. I likhet med gelélavarna, etablerar sig skinnlaven i skogsmark på grova aspar i sena lövsuccessioner. Skinnlav är typisk art för </w:t>
-      </w:r>
-      <w:r>
-        <w:rPr>
-          <w:i/>
-        </w:rPr>
-        <w:t xml:space="preserve">9010 Taiga, 9020 Nordlig ädellövskog </w:t>
-      </w:r>
-      <w:r>
-        <w:t xml:space="preserve">och </w:t>
-      </w:r>
-      <w:r>
-        <w:rPr>
-          <w:i/>
-        </w:rPr>
-        <w:t xml:space="preserve">9070 Trädklädd betesmark </w:t>
-      </w:r>
-      <w:r>
-        <w:t>(Nitare &amp; Skogsstyrelsen, 2019; SLU Artdatabanken, 2025).</w:t>
-      </w:r>
-    </w:p>
-    <w:p>
-      <w:r>
-        <w:rPr>
-          <w:b/>
-        </w:rPr>
-        <w:t xml:space="preserve">Vedticka </w:t>
-      </w:r>
-      <w:r>
-        <w:t xml:space="preserve">är en bra signalart söder om den naturliga norrlandsgränsen. Den är huvudsakligen knuten till äldre barrskogar där det föreligger långvarig kontinuitet av död barrved. Vedticka är typisk art för </w:t>
-      </w:r>
-      <w:r>
-        <w:rPr>
-          <w:i/>
-        </w:rPr>
-        <w:t xml:space="preserve">9010 Taiga </w:t>
-      </w:r>
-      <w:r>
-        <w:t>(Nitare &amp; Skogsstyrelsen, 2019; SLU Artdatabanken, 2025).</w:t>
-      </w:r>
-    </w:p>
-    <w:p>
-      <w:r>
-        <w:rPr>
-          <w:b/>
-        </w:rPr>
-        <w:t>Tjäder (§4)</w:t>
-      </w:r>
-      <w:r>
-        <w:t xml:space="preserve"> omfattas av bilaga 1 och 2 EU:s fågeldirektiv och är typisk art för </w:t>
-      </w:r>
-      <w:r>
-        <w:rPr>
-          <w:i/>
-        </w:rPr>
-        <w:t xml:space="preserve">9010 Taiga </w:t>
-      </w:r>
-      <w:r>
-        <w:t xml:space="preserve">och </w:t>
-      </w:r>
-      <w:r>
-        <w:rPr>
-          <w:i/>
-        </w:rPr>
         <w:t>9740 Skogsbevuxen myr</w:t>
       </w:r>
       <w:r>
         <w:t>. Tjädern är en utpräglad skogsfågel knuten till större sammanhängande barrskogsområden. Tupparna och hönorna utnyttjar till viss del olika miljöer, och habitatvalet varierar dessutom mellan olika delar av året. För att det ska finnas livskraftiga tjäderbestånd krävs funktionella skogslandskap med en blandning av uppvuxen, gles och luckig skog, täta sumpskogar, myrar och andra små våtmarker. Arten försvinner när skogen fragmenteras och den sammanlagda arealen hyggen och andra öppna områden blir för stor. Ett småskaligt och försiktigt virkesuttag genom hyggesfria metoder kan i vissa fall vara möjligt i området inom 200 m från lekcentrum. Längre ut från lekcentrum, inom 200–500 m bör den avverkade ytan inte överskrida 1 hektar för att undvika alltför stora och snabba förändringar (Skogsstyrelsen, 2019; SLU Artdatabanken, 2024).</w:t>
-      </w:r>
-    </w:p>
-    <w:p>
-      <w:r>
-        <w:rPr>
-          <w:b/>
-        </w:rPr>
-        <w:t>Tofsmes (§4)</w:t>
-      </w:r>
-      <w:r>
-        <w:t xml:space="preserve"> häckar i barr- och blandskog, främst i tallskog. Tofsmes är typisk art för </w:t>
-      </w:r>
-      <w:r>
-        <w:rPr>
-          <w:i/>
-        </w:rPr>
-        <w:t xml:space="preserve">9010 Taiga </w:t>
-      </w:r>
-      <w:r>
-        <w:t>(SLU Artdatabanken, 2025).</w:t>
       </w:r>
     </w:p>
     <w:p>
@@ -883,7 +734,7 @@
         <w:rPr>
           <w:i/>
         </w:rPr>
-        <w:t>I det avverkningsanmälda skogsområdet har 19 naturvårdsarter varav 14 rödlistade arter sina livsmiljöer och växtplatser.</w:t>
+        <w:t>I det avverkningsanmälda skogsområdet har 12 naturvårdsarter varav 10 rödlistade arter sina livsmiljöer och växtplatser.</w:t>
       </w:r>
     </w:p>
     <w:p>
@@ -1835,7 +1686,7 @@
     <w:r>
       <w:tab/>
       <w:tab/>
-      <w:t>2026-10-09</w:t>
+      <w:t>2026-10-10</w:t>
       <w:br/>
       <w:br/>
     </w:r>

--- a/klagomål/A 18696-2025 FSC-klagomål.docx
+++ b/klagomål/A 18696-2025 FSC-klagomål.docx
@@ -221,7 +221,7 @@
     </w:p>
     <w:p>
       <w:r>
-        <w:t>I och inom 20 meter från avverkningsanmälan finns fynd av 12 naturvårdsarter, varav 10 är rödlistade, 5 är fridlysta och 10 är typiska (T): garnlav (VU, T), knärot (VU, T, §8), kolflarnlav (NT, T), koralltaggsvamp (NT, T), rosenticka (NT, T), rynkskinn (NT, T), talltagel (NT, T), talltita (NT, §4), tretåig hackspett (NT, T, §4), ullticka (NT, T), tjäder (T, §4) och revlummer (§9). Se Figur 1.</w:t>
+        <w:t>I och inom 20 meter från avverkningsanmälan finns fynd av 19 naturvårdsarter, varav 14 är rödlistade, 6 är fridlysta, 15 är typiska (T) och 2 är signalarter (S): garnlav (VU, T), knärot (VU, T, §8), doftskinn (NT, T), kolflarnlav (NT, T), koralltaggsvamp (NT, T), kötticka (NT), mörk kolflarnlav (NT), rosenticka (NT, T), rynkskinn (NT, T), stjärntagging (NT, T), talltagel (NT, T), talltita (NT, §4), tretåig hackspett (NT, T, §4), ullticka (NT, T), skinnlav (S, T), vedticka (S, T), tjäder (T, §4), tofsmes (T, §4) och revlummer (§9). Se Figur 1.</w:t>
       </w:r>
     </w:p>
     <w:p>
@@ -325,7 +325,7 @@
     </w:p>
     <w:p>
       <w:r>
-        <w:t>I det avverkningsanmälda området finns 21 fyndplatser för knärot registrerade på Artportalen. Figur 2 visar gränserna för buffertzoner på 50 m, som behöver lämnas kring fyndplatserna för att knärotslokalerna inte ska försvinna vid en avverkning. Av det avverkningsanmälda området överlappar 6.19 ha med buffertzonerna och får av detta skäl inte avverkas.</w:t>
+        <w:t>I det avverkningsanmälda området finns 31 fyndplatser för knärot registrerade på Artportalen. Figur 2 visar gränserna för buffertzoner på 50 m, som behöver lämnas kring fyndplatserna för att knärotslokalerna inte ska försvinna vid en avverkning. Av det avverkningsanmälda området överlappar 7.69 ha med buffertzonerna och får av detta skäl inte avverkas.</w:t>
       </w:r>
     </w:p>
     <w:p>
@@ -381,6 +381,26 @@
         <w:rPr>
           <w:b/>
         </w:rPr>
+        <w:t>Doftskinn (NT)</w:t>
+      </w:r>
+      <w:r>
+        <w:t xml:space="preserve">, rödlistad som nära hotad, är en mycket bra signalart för boreal granskog och indikerar ett gran-skogsekosystem med lång kontinuitet av grova lågor. Arten är placerad i toppen av Skogsstyrelsens värdepyramid för bedömning av skog med höga naturvärden och har klassats som en “urskogsindikator”, då den förekommer med ett tydligt optimum i helt eller nästan helt orörda skogar. Doftskinn är typisk art för </w:t>
+      </w:r>
+      <w:r>
+        <w:rPr>
+          <w:i/>
+        </w:rPr>
+        <w:t xml:space="preserve">9010 Taiga </w:t>
+      </w:r>
+      <w:r>
+        <w:t>(SLU Artdatabanken, 2025; Nitare &amp; Skogsstyrelsen, 2019).</w:t>
+      </w:r>
+    </w:p>
+    <w:p>
+      <w:r>
+        <w:rPr>
+          <w:b/>
+        </w:rPr>
         <w:t>Kolflarnlav (NT)</w:t>
       </w:r>
       <w:r>
@@ -430,6 +450,37 @@
         <w:rPr>
           <w:b/>
         </w:rPr>
+        <w:t>Kötticka (NT)</w:t>
+      </w:r>
+      <w:r>
+        <w:t xml:space="preserve"> är granens kötticka och har klassificerats som ”gammelskogsindikator”, då den förekommer med ett tydligt optimum i äldre barrskogar, främst fuktiga granskogar. Den har högst signalvärde söder om den naturliga norrlandsgränsen </w:t>
+      </w:r>
+      <w:r>
+        <w:rPr>
+          <w:i/>
+        </w:rPr>
+        <w:t>limes norrlandicus</w:t>
+      </w:r>
+      <w:r>
+        <w:t>, men signalerar vanligtvis höga naturvärden även i Norrland. Arten är knuten till miljöer med konstant luftfuktighet och känslig för uttorkning som en avverkning kan medföra. Den totala populationen bedöms därför ha minskat under de senaste 30 åren och fortsätter att minska i takt med att grankontinuitetsskogar (skogar som inte kalavverkats) minskar i areal, samtidigt som att lämpliga miljöer inte återskapas i samma takt (SLU Artdatabanken, 2024; Nitare &amp; Skogsstyrelsen, 2019).</w:t>
+      </w:r>
+    </w:p>
+    <w:p>
+      <w:r>
+        <w:rPr>
+          <w:b/>
+        </w:rPr>
+        <w:t>Mörk kolflarnlav (NT)</w:t>
+      </w:r>
+      <w:r>
+        <w:t xml:space="preserve"> är brandberoende och växer nästan uteslutande på kolad hård kärnved av tall. Arten förekommer främst i glesa, öppna tall- och blandbarrskogar av naturskogskaraktär och etableringen verkar ske sent efter brand, kanske först efter 100–300 år. Mörk kolflarnlav indikerar skog med höga naturvärden och vanligast är att den påträffas på rester av nedbrunna torrakor och högstubbar och lågstubbar som är så grova att hela innandömet är urbränt. Tall- och blandbarrskogar av naturskogskaraktär med spår av återkommande bränder hyser höga biologiska värden och bör skyddas (SLU Artdatabanken, 2024).</w:t>
+      </w:r>
+    </w:p>
+    <w:p>
+      <w:r>
+        <w:rPr>
+          <w:b/>
+        </w:rPr>
         <w:t>Rosenticka (NT)</w:t>
       </w:r>
       <w:r>
@@ -488,6 +539,35 @@
         <w:rPr>
           <w:b/>
         </w:rPr>
+        <w:t>Stjärntagging (NT)</w:t>
+      </w:r>
+      <w:r>
+        <w:t xml:space="preserve"> signalerar inom hela sitt utbredningsområde höga naturvärden. Svampen är uttorkningskänslig och beroende av ett oförändrat fuktigt mikroklimat. Den är även beroende av en ständig tillgång på död ved i olika nedbrytningsstadier, dock ej nödvändigtvis grova träd. Tidigare påverkan på miljön måste dock ha varit så skonsam att det naturliga skogsekosystemet till stora delar har bevarats. Minskningstakten för den svenska populationen bedöms vara nära gränsvärdet för Sårbar (VU). Stjärntagging är typisk art för </w:t>
+      </w:r>
+      <w:r>
+        <w:rPr>
+          <w:i/>
+        </w:rPr>
+        <w:t xml:space="preserve">9010 Taiga, 9050 Näringsrik granskog </w:t>
+      </w:r>
+      <w:r>
+        <w:t xml:space="preserve">och </w:t>
+      </w:r>
+      <w:r>
+        <w:rPr>
+          <w:i/>
+        </w:rPr>
+        <w:t>9030 Landhöjningsskog</w:t>
+      </w:r>
+      <w:r>
+        <w:t xml:space="preserve"> (SLU Artdatabanken, 2024; Nitare &amp; Skogsstyrelsen, 2019).</w:t>
+      </w:r>
+    </w:p>
+    <w:p>
+      <w:r>
+        <w:rPr>
+          <w:b/>
+        </w:rPr>
         <w:t>Talltagel (NT)</w:t>
       </w:r>
       <w:r>
@@ -604,10 +684,39 @@
         <w:rPr>
           <w:b/>
         </w:rPr>
-        <w:t>Tjäder (§4)</w:t>
-      </w:r>
-      <w:r>
-        <w:t xml:space="preserve"> omfattas av bilaga 1 och 2 EU:s fågeldirektiv och är typisk art för </w:t>
+        <w:t xml:space="preserve">Skinnlav </w:t>
+      </w:r>
+      <w:r>
+        <w:t xml:space="preserve">förekommer på diverse lövträd, främst på gammal asp och sälg. Den påträffas främst i områden med lång kontinuitet av grova lövträd och signalerar skogsmark med höga naturvärden. På lokalerna förekommer som regel ett flertal andra ovanliga eller rödlistade lavar. I likhet med gelélavarna, etablerar sig skinnlaven i skogsmark på grova aspar i sena lövsuccessioner. Skinnlav är typisk art för </w:t>
+      </w:r>
+      <w:r>
+        <w:rPr>
+          <w:i/>
+        </w:rPr>
+        <w:t xml:space="preserve">9010 Taiga, 9020 Nordlig ädellövskog </w:t>
+      </w:r>
+      <w:r>
+        <w:t xml:space="preserve">och </w:t>
+      </w:r>
+      <w:r>
+        <w:rPr>
+          <w:i/>
+        </w:rPr>
+        <w:t xml:space="preserve">9070 Trädklädd betesmark </w:t>
+      </w:r>
+      <w:r>
+        <w:t>(Nitare &amp; Skogsstyrelsen, 2019; SLU Artdatabanken, 2025).</w:t>
+      </w:r>
+    </w:p>
+    <w:p>
+      <w:r>
+        <w:rPr>
+          <w:b/>
+        </w:rPr>
+        <w:t xml:space="preserve">Vedticka </w:t>
+      </w:r>
+      <w:r>
+        <w:t xml:space="preserve">är en bra signalart söder om den naturliga norrlandsgränsen. Den är huvudsakligen knuten till äldre barrskogar där det föreligger långvarig kontinuitet av död barrved. Vedticka är typisk art för </w:t>
       </w:r>
       <w:r>
         <w:rPr>
@@ -616,6 +725,26 @@
         <w:t xml:space="preserve">9010 Taiga </w:t>
       </w:r>
       <w:r>
+        <w:t>(Nitare &amp; Skogsstyrelsen, 2019; SLU Artdatabanken, 2025).</w:t>
+      </w:r>
+    </w:p>
+    <w:p>
+      <w:r>
+        <w:rPr>
+          <w:b/>
+        </w:rPr>
+        <w:t>Tjäder (§4)</w:t>
+      </w:r>
+      <w:r>
+        <w:t xml:space="preserve"> omfattas av bilaga 1 och 2 EU:s fågeldirektiv och är typisk art för </w:t>
+      </w:r>
+      <w:r>
+        <w:rPr>
+          <w:i/>
+        </w:rPr>
+        <w:t xml:space="preserve">9010 Taiga </w:t>
+      </w:r>
+      <w:r>
         <w:t xml:space="preserve">och </w:t>
       </w:r>
       <w:r>
@@ -626,6 +755,26 @@
       </w:r>
       <w:r>
         <w:t>. Tjädern är en utpräglad skogsfågel knuten till större sammanhängande barrskogsområden. Tupparna och hönorna utnyttjar till viss del olika miljöer, och habitatvalet varierar dessutom mellan olika delar av året. För att det ska finnas livskraftiga tjäderbestånd krävs funktionella skogslandskap med en blandning av uppvuxen, gles och luckig skog, täta sumpskogar, myrar och andra små våtmarker. Arten försvinner när skogen fragmenteras och den sammanlagda arealen hyggen och andra öppna områden blir för stor. Ett småskaligt och försiktigt virkesuttag genom hyggesfria metoder kan i vissa fall vara möjligt i området inom 200 m från lekcentrum. Längre ut från lekcentrum, inom 200–500 m bör den avverkade ytan inte överskrida 1 hektar för att undvika alltför stora och snabba förändringar (Skogsstyrelsen, 2019; SLU Artdatabanken, 2024).</w:t>
+      </w:r>
+    </w:p>
+    <w:p>
+      <w:r>
+        <w:rPr>
+          <w:b/>
+        </w:rPr>
+        <w:t>Tofsmes (§4)</w:t>
+      </w:r>
+      <w:r>
+        <w:t xml:space="preserve"> häckar i barr- och blandskog, främst i tallskog. Tofsmes är typisk art för </w:t>
+      </w:r>
+      <w:r>
+        <w:rPr>
+          <w:i/>
+        </w:rPr>
+        <w:t xml:space="preserve">9010 Taiga </w:t>
+      </w:r>
+      <w:r>
+        <w:t>(SLU Artdatabanken, 2025).</w:t>
       </w:r>
     </w:p>
     <w:p>
@@ -734,7 +883,7 @@
         <w:rPr>
           <w:i/>
         </w:rPr>
-        <w:t>I det avverkningsanmälda skogsområdet har 12 naturvårdsarter varav 10 rödlistade arter sina livsmiljöer och växtplatser.</w:t>
+        <w:t>I det avverkningsanmälda skogsområdet har 19 naturvårdsarter varav 14 rödlistade arter sina livsmiljöer och växtplatser.</w:t>
       </w:r>
     </w:p>
     <w:p>
@@ -1686,7 +1835,7 @@
     <w:r>
       <w:tab/>
       <w:tab/>
-      <w:t>2026-10-10</w:t>
+      <w:t>2026-10-11</w:t>
       <w:br/>
       <w:br/>
     </w:r>

--- a/klagomål/A 18696-2025 FSC-klagomål.docx
+++ b/klagomål/A 18696-2025 FSC-klagomål.docx
@@ -1835,7 +1835,7 @@
     <w:r>
       <w:tab/>
       <w:tab/>
-      <w:t>2026-10-11</w:t>
+      <w:t>2026-10-12</w:t>
       <w:br/>
       <w:br/>
     </w:r>

--- a/klagomål/A 18696-2025 FSC-klagomål.docx
+++ b/klagomål/A 18696-2025 FSC-klagomål.docx
@@ -1835,7 +1835,7 @@
     <w:r>
       <w:tab/>
       <w:tab/>
-      <w:t>2026-10-12</w:t>
+      <w:t>2026-10-13</w:t>
       <w:br/>
       <w:br/>
     </w:r>

--- a/klagomål/A 18696-2025 FSC-klagomål.docx
+++ b/klagomål/A 18696-2025 FSC-klagomål.docx
@@ -221,7 +221,7 @@
     </w:p>
     <w:p>
       <w:r>
-        <w:t>I och inom 20 meter från avverkningsanmälan finns fynd av 19 naturvårdsarter, varav 14 är rödlistade, 6 är fridlysta, 15 är typiska (T) och 2 är signalarter (S): garnlav (VU, T), knärot (VU, T, §8), doftskinn (NT, T), kolflarnlav (NT, T), koralltaggsvamp (NT, T), kötticka (NT), mörk kolflarnlav (NT), rosenticka (NT, T), rynkskinn (NT, T), stjärntagging (NT, T), talltagel (NT, T), talltita (NT, §4), tretåig hackspett (NT, T, §4), ullticka (NT, T), skinnlav (S, T), vedticka (S, T), tjäder (T, §4), tofsmes (T, §4) och revlummer (§9). Se Figur 1.</w:t>
+        <w:t>I och inom 20 meter från avverkningsanmälan finns fynd av 12 naturvårdsarter, varav 10 är rödlistade, 5 är fridlysta och 10 är typiska (T): garnlav (VU, T), knärot (VU, T, §8), kolflarnlav (NT, T), koralltaggsvamp (NT, T), rosenticka (NT, T), rynkskinn (NT, T), talltagel (NT, T), talltita (NT, §4), tretåig hackspett (NT, T, §4), ullticka (NT, T), tjäder (T, §4) och revlummer (§9). Se Figur 1.</w:t>
       </w:r>
     </w:p>
     <w:p>
@@ -325,7 +325,7 @@
     </w:p>
     <w:p>
       <w:r>
-        <w:t>I det avverkningsanmälda området finns 31 fyndplatser för knärot registrerade på Artportalen. Figur 2 visar gränserna för buffertzoner på 50 m, som behöver lämnas kring fyndplatserna för att knärotslokalerna inte ska försvinna vid en avverkning. Av det avverkningsanmälda området överlappar 7.69 ha med buffertzonerna och får av detta skäl inte avverkas.</w:t>
+        <w:t>I det avverkningsanmälda området finns 21 fyndplatser för knärot registrerade på Artportalen. Figur 2 visar gränserna för buffertzoner på 50 m, som behöver lämnas kring fyndplatserna för att knärotslokalerna inte ska försvinna vid en avverkning. Av det avverkningsanmälda området överlappar 6.19 ha med buffertzonerna och får av detta skäl inte avverkas.</w:t>
       </w:r>
     </w:p>
     <w:p>
@@ -381,10 +381,59 @@
         <w:rPr>
           <w:b/>
         </w:rPr>
-        <w:t>Doftskinn (NT)</w:t>
-      </w:r>
-      <w:r>
-        <w:t xml:space="preserve">, rödlistad som nära hotad, är en mycket bra signalart för boreal granskog och indikerar ett gran-skogsekosystem med lång kontinuitet av grova lågor. Arten är placerad i toppen av Skogsstyrelsens värdepyramid för bedömning av skog med höga naturvärden och har klassats som en “urskogsindikator”, då den förekommer med ett tydligt optimum i helt eller nästan helt orörda skogar. Doftskinn är typisk art för </w:t>
+        <w:t>Kolflarnlav (NT)</w:t>
+      </w:r>
+      <w:r>
+        <w:t xml:space="preserve"> är brandberoende och växer nästan uteslutande på kolad hård kärnved av tall. Etableringen verkar ske först 100–300 år efter brand och nytt substrat nybildas i mycket begränsad omfattning. Avverkning av tallskog av naturskogskaraktär med spår av återkommande bränder är ett hot och mängden lämplig ved att växa på för arten minskar dels på grund av naturlig nedbrytning men framförallt på grund av att det förstörs i samband med slutavverkningar, gallringar och markberedning. Såväl kolflarnlav som mörk kolflarnlav har glänsande bålfjäll och förekommer främst i tall- och blandbarrskogar av naturskogskaraktär med spår av återkommande bränder. Skogar som dessa hyser höga biologiska värden och bör skyddas. Kolflarnlav är typisk art för </w:t>
+      </w:r>
+      <w:r>
+        <w:rPr>
+          <w:i/>
+        </w:rPr>
+        <w:t>9010 Taiga</w:t>
+      </w:r>
+      <w:r>
+        <w:t xml:space="preserve"> (SLU Artdatabanken, 2024).</w:t>
+      </w:r>
+    </w:p>
+    <w:p>
+      <w:r>
+        <w:rPr>
+          <w:b/>
+        </w:rPr>
+        <w:t>Koralltaggsvamp (NT)</w:t>
+      </w:r>
+      <w:r>
+        <w:t xml:space="preserve"> är i hela landet en mycket bra signalart som nästan enbart påträffas i skogsområden med höga naturvärden. Arten hotas av brist på död ved. Ingrepp som innebär att lågor och döda eller skadade träd tas bort missgynnar arten. En slutavverkning, skoglig gallring eller annat uttag av virke på växtplatsen som ger ett förändrat lokalklimat innebär ett direkt hot liksom överföring av lövskog till barrskog. Koralltaggsvamp är typisk art för </w:t>
+      </w:r>
+      <w:r>
+        <w:rPr>
+          <w:i/>
+        </w:rPr>
+        <w:t>9010 Taiga, 9050 Näringsrik granskog</w:t>
+      </w:r>
+      <w:r>
+        <w:t xml:space="preserve"> och</w:t>
+      </w:r>
+      <w:r>
+        <w:rPr>
+          <w:i/>
+        </w:rPr>
+        <w:t xml:space="preserve"> 9030 Landhöjningsskog</w:t>
+      </w:r>
+      <w:r>
+        <w:t xml:space="preserve"> (SLU Artdatabanken, 2024; Nitare &amp; Skogsstyrelsen, 2019).</w:t>
+      </w:r>
+    </w:p>
+    <w:p>
+      <w:r>
+        <w:rPr>
+          <w:b/>
+        </w:rPr>
+        <w:t>Rosenticka (NT)</w:t>
+      </w:r>
+      <w:r>
+        <w:t xml:space="preserve">, rödlistad som nära hotad, ingår i en karaktäristisk association av vedsvampar som växer på gamla, grova granlågor i urskogsartade barrskogar. Den är placerad i toppen av Skogsstyrelsens värdepyramid för bedömning av skog med höga naturvärden och indikerar ett granskogsekosystem med långvarig kontinuitet av grova lågor. Artens beroende av grova granlågor innebär att alla skogsskötselåtgärder på eller i omedelbar närhet av lokalerna utgör ett hot på lång sikt. Det är angeläget att populationerna inte ytterligare glesas ut och ett tillräckligt antal områden där arten nu finns måste sparas för framtiden. Rosenticka är typisk art för </w:t>
       </w:r>
       <w:r>
         <w:rPr>
@@ -393,7 +442,16 @@
         <w:t xml:space="preserve">9010 Taiga </w:t>
       </w:r>
       <w:r>
-        <w:t>(SLU Artdatabanken, 2025; Nitare &amp; Skogsstyrelsen, 2019).</w:t>
+        <w:t xml:space="preserve">och </w:t>
+      </w:r>
+      <w:r>
+        <w:rPr>
+          <w:i/>
+        </w:rPr>
+        <w:t>9050 Näringsrik granskog</w:t>
+      </w:r>
+      <w:r>
+        <w:t xml:space="preserve"> (Nitare &amp; Skogsstyrelsen, 2019; SLU Artdatabanken, 2024).</w:t>
       </w:r>
     </w:p>
     <w:p>
@@ -401,10 +459,39 @@
         <w:rPr>
           <w:b/>
         </w:rPr>
-        <w:t>Kolflarnlav (NT)</w:t>
-      </w:r>
-      <w:r>
-        <w:t xml:space="preserve"> är brandberoende och växer nästan uteslutande på kolad hård kärnved av tall. Etableringen verkar ske först 100–300 år efter brand och nytt substrat nybildas i mycket begränsad omfattning. Avverkning av tallskog av naturskogskaraktär med spår av återkommande bränder är ett hot och mängden lämplig ved att växa på för arten minskar dels på grund av naturlig nedbrytning men framförallt på grund av att det förstörs i samband med slutavverkningar, gallringar och markberedning. Såväl kolflarnlav som mörk kolflarnlav har glänsande bålfjäll och förekommer främst i tall- och blandbarrskogar av naturskogskaraktär med spår av återkommande bränder. Skogar som dessa hyser höga biologiska värden och bör skyddas. Kolflarnlav är typisk art för </w:t>
+        <w:t>Rynkskinn (NT)</w:t>
+      </w:r>
+      <w:r>
+        <w:t xml:space="preserve"> är en vednedbrytare som växer på grova granlågor och ingår i en karaktäristisk association av vedsvampar knutna till urskogsartade barrskogar. Den har klassificerats som en “urskogsindikator” och är placerad i toppen av Skogsstyrelsens värdepyramid för bedömning av skog med höga naturvärden. Allt tyder på att rynkskinn är mycket känslig för skogliga ingrepp och lokalerna, som oftast har höga biologiska kvaliteter, bör lämnas till fri utveckling. Rynkskinn är typisk art för </w:t>
+      </w:r>
+      <w:r>
+        <w:rPr>
+          <w:i/>
+        </w:rPr>
+        <w:t xml:space="preserve">9010 Taiga, 9050 Näringsrik granskog </w:t>
+      </w:r>
+      <w:r>
+        <w:t>och</w:t>
+      </w:r>
+      <w:r>
+        <w:rPr>
+          <w:i/>
+        </w:rPr>
+        <w:t xml:space="preserve"> 9030 Landhöjningsskog</w:t>
+      </w:r>
+      <w:r>
+        <w:t xml:space="preserve"> (Nitare &amp; Skogsstyrelsen, 2019; SLU Artdatabanken, 2026).</w:t>
+      </w:r>
+    </w:p>
+    <w:p>
+      <w:r>
+        <w:rPr>
+          <w:b/>
+        </w:rPr>
+        <w:t>Talltagel (NT)</w:t>
+      </w:r>
+      <w:r>
+        <w:t xml:space="preserve"> är en boreal art som förekommer på tall i äldre, öppna tallskogar. Den påverkas negativt av brist på kontinuitetsskog och minskningstakten bedöms vara nära gränsvärdet för Sårbar (VU). Talltagel är typisk art för </w:t>
       </w:r>
       <w:r>
         <w:rPr>
@@ -413,7 +500,7 @@
         <w:t>9010 Taiga</w:t>
       </w:r>
       <w:r>
-        <w:t xml:space="preserve"> (SLU Artdatabanken, 2024).</w:t>
+        <w:t xml:space="preserve"> (SLU Artdatabanken, 2026).</w:t>
       </w:r>
     </w:p>
     <w:p>
@@ -421,28 +508,39 @@
         <w:rPr>
           <w:b/>
         </w:rPr>
-        <w:t>Koralltaggsvamp (NT)</w:t>
-      </w:r>
-      <w:r>
-        <w:t xml:space="preserve"> är i hela landet en mycket bra signalart som nästan enbart påträffas i skogsområden med höga naturvärden. Arten hotas av brist på död ved. Ingrepp som innebär att lågor och döda eller skadade träd tas bort missgynnar arten. En slutavverkning, skoglig gallring eller annat uttag av virke på växtplatsen som ger ett förändrat lokalklimat innebär ett direkt hot liksom överföring av lövskog till barrskog. Koralltaggsvamp är typisk art för </w:t>
+        <w:t>Talltita (NT, §4)</w:t>
+      </w:r>
+      <w:r>
+        <w:t>, rödlistad som nära hotad och prioriterad art i Skogsvårdslagen, har häckningsrevir i anmälan. Arten har minskat kraftigt de senaste 30 åren och minskningstakten innevarande 10-årsperiod beräknas till 20 (10–30) %. Talltitan är synnerligen trogen sitt cirka 15 hektar stora revir och är beroende av flerskiktade olikåldriga skogar för att kunna föda upp sina ungar. Talltitan försvinner om dess livsmiljö kalavverkas (Eggers &amp; Low, 2014; Ekman, 1979; Griesser et al, 2007; Klein, 2020; Siffczyk et al, 2003; SLU Artdatabanken, 2021).</w:t>
+      </w:r>
+    </w:p>
+    <w:p>
+      <w:r>
+        <w:rPr>
+          <w:b/>
+        </w:rPr>
+        <w:t>Tretåig hackspett (NT, §4)</w:t>
+      </w:r>
+      <w:r>
+        <w:t xml:space="preserve"> är rödlistad som nära hotad och ingår i bilaga 1 i EU:s fågeldirektiv. Tretåig hackspett är för sin överlevnad beroende av kontinuerlig tillförsel av äldre döende och död ved, som sker genom naturliga självgallringsprocesser i äldre grannaturskogar och barrblandade naturskogar. Om en skog genom skogsbruk gallras eller glesas ur så upphör och uteblir i stort sett den naturliga självgallringsprocessen för mycket lång tid framöver vilket omöjliggör upprätthållandet av den kontinuerliga ekologiska funktionen i ett område. Det finns studier som visar att naturskogens självgallringsprocess som den tretåiga hackspetten är beroende av, inte kan ersättas med efterlämnad hänsyn i skogsbruket (Imbeau &amp; Desrochers, 2002). Storleken på häckningsreviret varierar med skogstypen, förekomsten av död ved och graden av fragmentering, men är i allmänhet i storleksordningen 25–100 hektar. Vintertid krävs ofta betydligt större områden och det finns studier som antyder att arten behöver minst 100 hektar äldre skog. I områden med låg bonitet kan det behövas över 200 hektar lämpligt habitat för att ett par ska kunna reproducera sig. Områden med dokumenterad permanent förekomst i naturskogsmiljöer har vanligen så stora naturvärden att skogsbruk är olämpligt. Tretåig hackspett är typisk art för </w:t>
       </w:r>
       <w:r>
         <w:rPr>
           <w:i/>
         </w:rPr>
-        <w:t>9010 Taiga, 9050 Näringsrik granskog</w:t>
-      </w:r>
-      <w:r>
-        <w:t xml:space="preserve"> och</w:t>
+        <w:t xml:space="preserve">9010 Taiga, 9740 Skogsbevuxen myr, 9030 Landhöjningsskog </w:t>
+      </w:r>
+      <w:r>
+        <w:t xml:space="preserve">och </w:t>
       </w:r>
       <w:r>
         <w:rPr>
           <w:i/>
         </w:rPr>
-        <w:t xml:space="preserve"> 9030 Landhöjningsskog</w:t>
-      </w:r>
-      <w:r>
-        <w:t xml:space="preserve"> (SLU Artdatabanken, 2024; Nitare &amp; Skogsstyrelsen, 2019).</w:t>
+        <w:t>9040 Fjällbjörkskog</w:t>
+      </w:r>
+      <w:r>
+        <w:t xml:space="preserve"> (Skogsstyrelsen, 2016; SLU Artdatabanken, 2024).</w:t>
       </w:r>
     </w:p>
     <w:p>
@@ -450,19 +548,55 @@
         <w:rPr>
           <w:b/>
         </w:rPr>
-        <w:t>Kötticka (NT)</w:t>
-      </w:r>
-      <w:r>
-        <w:t xml:space="preserve"> är granens kötticka och har klassificerats som ”gammelskogsindikator”, då den förekommer med ett tydligt optimum i äldre barrskogar, främst fuktiga granskogar. Den har högst signalvärde söder om den naturliga norrlandsgränsen </w:t>
+        <w:t>Ullticka (NT)</w:t>
+      </w:r>
+      <w:r>
+        <w:t xml:space="preserve"> är knuten till restbestånd av barrnaturskog och förekommer med ett tydligt optimum i orörda eller måttligt påverkade gamla granskogar där det föreligger viss kontinuitet av grov död ved. Ullticka är en bra signalart inom hela sitt utbredningsområde och i södra Sverige är den sällsynt och en god signalart för skyddsvärda granskogsmiljöer. Den hotas av avverkning och fragmentering av naturskog och äldre granskog med lång trädkontinuitet. På ullticka kan ibland ulltickeporing (VU) påträffas - det är en sällsynt ticka som nyligen delats upp i de tre olika arterna ulltickeporing </w:t>
       </w:r>
       <w:r>
         <w:rPr>
           <w:i/>
         </w:rPr>
-        <w:t>limes norrlandicus</w:t>
-      </w:r>
-      <w:r>
-        <w:t>, men signalerar vanligtvis höga naturvärden även i Norrland. Arten är knuten till miljöer med konstant luftfuktighet och känslig för uttorkning som en avverkning kan medföra. Den totala populationen bedöms därför ha minskat under de senaste 30 åren och fortsätter att minska i takt med att grankontinuitetsskogar (skogar som inte kalavverkats) minskar i areal, samtidigt som att lämpliga miljöer inte återskapas i samma takt (SLU Artdatabanken, 2024; Nitare &amp; Skogsstyrelsen, 2019).</w:t>
+        <w:t xml:space="preserve">Skeletocutis brevispora </w:t>
+      </w:r>
+      <w:r>
+        <w:t>(VU)</w:t>
+      </w:r>
+      <w:r>
+        <w:rPr>
+          <w:i/>
+        </w:rPr>
+        <w:t>, Skeletocutis delicata</w:t>
+      </w:r>
+      <w:r>
+        <w:t xml:space="preserve"> (VU)</w:t>
+      </w:r>
+      <w:r>
+        <w:rPr>
+          <w:i/>
+        </w:rPr>
+        <w:t xml:space="preserve"> och Skeletocutis exilis</w:t>
+      </w:r>
+      <w:r>
+        <w:t xml:space="preserve"> (NT). Ullticka är typisk art för </w:t>
+      </w:r>
+      <w:r>
+        <w:rPr>
+          <w:i/>
+        </w:rPr>
+        <w:t xml:space="preserve">9010 Taiga, 9050 Näringsrik granskog </w:t>
+      </w:r>
+      <w:r>
+        <w:t xml:space="preserve">och </w:t>
+      </w:r>
+      <w:r>
+        <w:rPr>
+          <w:i/>
+        </w:rPr>
+        <w:t>9030 Landhöjningsskog</w:t>
+      </w:r>
+      <w:r>
+        <w:t xml:space="preserve"> (SLU Artdatabanken, 2026; Nitare &amp; Skogsstyrelsen, 2019; Miettinen &amp; Niemelä, 2018).</w:t>
       </w:r>
     </w:p>
     <w:p>
@@ -470,21 +604,10 @@
         <w:rPr>
           <w:b/>
         </w:rPr>
-        <w:t>Mörk kolflarnlav (NT)</w:t>
-      </w:r>
-      <w:r>
-        <w:t xml:space="preserve"> är brandberoende och växer nästan uteslutande på kolad hård kärnved av tall. Arten förekommer främst i glesa, öppna tall- och blandbarrskogar av naturskogskaraktär och etableringen verkar ske sent efter brand, kanske först efter 100–300 år. Mörk kolflarnlav indikerar skog med höga naturvärden och vanligast är att den påträffas på rester av nedbrunna torrakor och högstubbar och lågstubbar som är så grova att hela innandömet är urbränt. Tall- och blandbarrskogar av naturskogskaraktär med spår av återkommande bränder hyser höga biologiska värden och bör skyddas (SLU Artdatabanken, 2024).</w:t>
-      </w:r>
-    </w:p>
-    <w:p>
-      <w:r>
-        <w:rPr>
-          <w:b/>
-        </w:rPr>
-        <w:t>Rosenticka (NT)</w:t>
-      </w:r>
-      <w:r>
-        <w:t xml:space="preserve">, rödlistad som nära hotad, ingår i en karaktäristisk association av vedsvampar som växer på gamla, grova granlågor i urskogsartade barrskogar. Den är placerad i toppen av Skogsstyrelsens värdepyramid för bedömning av skog med höga naturvärden och indikerar ett granskogsekosystem med långvarig kontinuitet av grova lågor. Artens beroende av grova granlågor innebär att alla skogsskötselåtgärder på eller i omedelbar närhet av lokalerna utgör ett hot på lång sikt. Det är angeläget att populationerna inte ytterligare glesas ut och ett tillräckligt antal områden där arten nu finns måste sparas för framtiden. Rosenticka är typisk art för </w:t>
+        <w:t>Tjäder (§4)</w:t>
+      </w:r>
+      <w:r>
+        <w:t xml:space="preserve"> omfattas av bilaga 1 och 2 EU:s fågeldirektiv och är typisk art för </w:t>
       </w:r>
       <w:r>
         <w:rPr>
@@ -499,282 +622,10 @@
         <w:rPr>
           <w:i/>
         </w:rPr>
-        <w:t>9050 Näringsrik granskog</w:t>
-      </w:r>
-      <w:r>
-        <w:t xml:space="preserve"> (Nitare &amp; Skogsstyrelsen, 2019; SLU Artdatabanken, 2024).</w:t>
-      </w:r>
-    </w:p>
-    <w:p>
-      <w:r>
-        <w:rPr>
-          <w:b/>
-        </w:rPr>
-        <w:t>Rynkskinn (NT)</w:t>
-      </w:r>
-      <w:r>
-        <w:t xml:space="preserve"> är en vednedbrytare som växer på grova granlågor och ingår i en karaktäristisk association av vedsvampar knutna till urskogsartade barrskogar. Den har klassificerats som en “urskogsindikator” och är placerad i toppen av Skogsstyrelsens värdepyramid för bedömning av skog med höga naturvärden. Allt tyder på att rynkskinn är mycket känslig för skogliga ingrepp och lokalerna, som oftast har höga biologiska kvaliteter, bör lämnas till fri utveckling. Rynkskinn är typisk art för </w:t>
-      </w:r>
-      <w:r>
-        <w:rPr>
-          <w:i/>
-        </w:rPr>
-        <w:t xml:space="preserve">9010 Taiga, 9050 Näringsrik granskog </w:t>
-      </w:r>
-      <w:r>
-        <w:t>och</w:t>
-      </w:r>
-      <w:r>
-        <w:rPr>
-          <w:i/>
-        </w:rPr>
-        <w:t xml:space="preserve"> 9030 Landhöjningsskog</w:t>
-      </w:r>
-      <w:r>
-        <w:t xml:space="preserve"> (Nitare &amp; Skogsstyrelsen, 2019; SLU Artdatabanken, 2026).</w:t>
-      </w:r>
-    </w:p>
-    <w:p>
-      <w:r>
-        <w:rPr>
-          <w:b/>
-        </w:rPr>
-        <w:t>Stjärntagging (NT)</w:t>
-      </w:r>
-      <w:r>
-        <w:t xml:space="preserve"> signalerar inom hela sitt utbredningsområde höga naturvärden. Svampen är uttorkningskänslig och beroende av ett oförändrat fuktigt mikroklimat. Den är även beroende av en ständig tillgång på död ved i olika nedbrytningsstadier, dock ej nödvändigtvis grova träd. Tidigare påverkan på miljön måste dock ha varit så skonsam att det naturliga skogsekosystemet till stora delar har bevarats. Minskningstakten för den svenska populationen bedöms vara nära gränsvärdet för Sårbar (VU). Stjärntagging är typisk art för </w:t>
-      </w:r>
-      <w:r>
-        <w:rPr>
-          <w:i/>
-        </w:rPr>
-        <w:t xml:space="preserve">9010 Taiga, 9050 Näringsrik granskog </w:t>
-      </w:r>
-      <w:r>
-        <w:t xml:space="preserve">och </w:t>
-      </w:r>
-      <w:r>
-        <w:rPr>
-          <w:i/>
-        </w:rPr>
-        <w:t>9030 Landhöjningsskog</w:t>
-      </w:r>
-      <w:r>
-        <w:t xml:space="preserve"> (SLU Artdatabanken, 2024; Nitare &amp; Skogsstyrelsen, 2019).</w:t>
-      </w:r>
-    </w:p>
-    <w:p>
-      <w:r>
-        <w:rPr>
-          <w:b/>
-        </w:rPr>
-        <w:t>Talltagel (NT)</w:t>
-      </w:r>
-      <w:r>
-        <w:t xml:space="preserve"> är en boreal art som förekommer på tall i äldre, öppna tallskogar. Den påverkas negativt av brist på kontinuitetsskog och minskningstakten bedöms vara nära gränsvärdet för Sårbar (VU). Talltagel är typisk art för </w:t>
-      </w:r>
-      <w:r>
-        <w:rPr>
-          <w:i/>
-        </w:rPr>
-        <w:t>9010 Taiga</w:t>
-      </w:r>
-      <w:r>
-        <w:t xml:space="preserve"> (SLU Artdatabanken, 2026).</w:t>
-      </w:r>
-    </w:p>
-    <w:p>
-      <w:r>
-        <w:rPr>
-          <w:b/>
-        </w:rPr>
-        <w:t>Talltita (NT, §4)</w:t>
-      </w:r>
-      <w:r>
-        <w:t>, rödlistad som nära hotad och prioriterad art i Skogsvårdslagen, har häckningsrevir i anmälan. Arten har minskat kraftigt de senaste 30 åren och minskningstakten innevarande 10-årsperiod beräknas till 20 (10–30) %. Talltitan är synnerligen trogen sitt cirka 15 hektar stora revir och är beroende av flerskiktade olikåldriga skogar för att kunna föda upp sina ungar. Talltitan försvinner om dess livsmiljö kalavverkas (Eggers &amp; Low, 2014; Ekman, 1979; Griesser et al, 2007; Klein, 2020; Siffczyk et al, 2003; SLU Artdatabanken, 2021).</w:t>
-      </w:r>
-    </w:p>
-    <w:p>
-      <w:r>
-        <w:rPr>
-          <w:b/>
-        </w:rPr>
-        <w:t>Tretåig hackspett (NT, §4)</w:t>
-      </w:r>
-      <w:r>
-        <w:t xml:space="preserve"> är rödlistad som nära hotad och ingår i bilaga 1 i EU:s fågeldirektiv. Tretåig hackspett är för sin överlevnad beroende av kontinuerlig tillförsel av äldre döende och död ved, som sker genom naturliga självgallringsprocesser i äldre grannaturskogar och barrblandade naturskogar. Om en skog genom skogsbruk gallras eller glesas ur så upphör och uteblir i stort sett den naturliga självgallringsprocessen för mycket lång tid framöver vilket omöjliggör upprätthållandet av den kontinuerliga ekologiska funktionen i ett område. Det finns studier som visar att naturskogens självgallringsprocess som den tretåiga hackspetten är beroende av, inte kan ersättas med efterlämnad hänsyn i skogsbruket (Imbeau &amp; Desrochers, 2002). Storleken på häckningsreviret varierar med skogstypen, förekomsten av död ved och graden av fragmentering, men är i allmänhet i storleksordningen 25–100 hektar. Vintertid krävs ofta betydligt större områden och det finns studier som antyder att arten behöver minst 100 hektar äldre skog. I områden med låg bonitet kan det behövas över 200 hektar lämpligt habitat för att ett par ska kunna reproducera sig. Områden med dokumenterad permanent förekomst i naturskogsmiljöer har vanligen så stora naturvärden att skogsbruk är olämpligt. Tretåig hackspett är typisk art för </w:t>
-      </w:r>
-      <w:r>
-        <w:rPr>
-          <w:i/>
-        </w:rPr>
-        <w:t xml:space="preserve">9010 Taiga, 9740 Skogsbevuxen myr, 9030 Landhöjningsskog </w:t>
-      </w:r>
-      <w:r>
-        <w:t xml:space="preserve">och </w:t>
-      </w:r>
-      <w:r>
-        <w:rPr>
-          <w:i/>
-        </w:rPr>
-        <w:t>9040 Fjällbjörkskog</w:t>
-      </w:r>
-      <w:r>
-        <w:t xml:space="preserve"> (Skogsstyrelsen, 2016; SLU Artdatabanken, 2024).</w:t>
-      </w:r>
-    </w:p>
-    <w:p>
-      <w:r>
-        <w:rPr>
-          <w:b/>
-        </w:rPr>
-        <w:t>Ullticka (NT)</w:t>
-      </w:r>
-      <w:r>
-        <w:t xml:space="preserve"> är knuten till restbestånd av barrnaturskog och förekommer med ett tydligt optimum i orörda eller måttligt påverkade gamla granskogar där det föreligger viss kontinuitet av grov död ved. Ullticka är en bra signalart inom hela sitt utbredningsområde och i södra Sverige är den sällsynt och en god signalart för skyddsvärda granskogsmiljöer. Den hotas av avverkning och fragmentering av naturskog och äldre granskog med lång trädkontinuitet. På ullticka kan ibland ulltickeporing (VU) påträffas - det är en sällsynt ticka som nyligen delats upp i de tre olika arterna ulltickeporing </w:t>
-      </w:r>
-      <w:r>
-        <w:rPr>
-          <w:i/>
-        </w:rPr>
-        <w:t xml:space="preserve">Skeletocutis brevispora </w:t>
-      </w:r>
-      <w:r>
-        <w:t>(VU)</w:t>
-      </w:r>
-      <w:r>
-        <w:rPr>
-          <w:i/>
-        </w:rPr>
-        <w:t>, Skeletocutis delicata</w:t>
-      </w:r>
-      <w:r>
-        <w:t xml:space="preserve"> (VU)</w:t>
-      </w:r>
-      <w:r>
-        <w:rPr>
-          <w:i/>
-        </w:rPr>
-        <w:t xml:space="preserve"> och Skeletocutis exilis</w:t>
-      </w:r>
-      <w:r>
-        <w:t xml:space="preserve"> (NT). Ullticka är typisk art för </w:t>
-      </w:r>
-      <w:r>
-        <w:rPr>
-          <w:i/>
-        </w:rPr>
-        <w:t xml:space="preserve">9010 Taiga, 9050 Näringsrik granskog </w:t>
-      </w:r>
-      <w:r>
-        <w:t xml:space="preserve">och </w:t>
-      </w:r>
-      <w:r>
-        <w:rPr>
-          <w:i/>
-        </w:rPr>
-        <w:t>9030 Landhöjningsskog</w:t>
-      </w:r>
-      <w:r>
-        <w:t xml:space="preserve"> (SLU Artdatabanken, 2026; Nitare &amp; Skogsstyrelsen, 2019; Miettinen &amp; Niemelä, 2018).</w:t>
-      </w:r>
-    </w:p>
-    <w:p>
-      <w:r>
-        <w:rPr>
-          <w:b/>
-        </w:rPr>
-        <w:t xml:space="preserve">Skinnlav </w:t>
-      </w:r>
-      <w:r>
-        <w:t xml:space="preserve">förekommer på diverse lövträd, främst på gammal asp och sälg. Den påträffas främst i områden med lång kontinuitet av grova lövträd och signalerar skogsmark med höga naturvärden. På lokalerna förekommer som regel ett flertal andra ovanliga eller rödlistade lavar. I likhet med gelélavarna, etablerar sig skinnlaven i skogsmark på grova aspar i sena lövsuccessioner. Skinnlav är typisk art för </w:t>
-      </w:r>
-      <w:r>
-        <w:rPr>
-          <w:i/>
-        </w:rPr>
-        <w:t xml:space="preserve">9010 Taiga, 9020 Nordlig ädellövskog </w:t>
-      </w:r>
-      <w:r>
-        <w:t xml:space="preserve">och </w:t>
-      </w:r>
-      <w:r>
-        <w:rPr>
-          <w:i/>
-        </w:rPr>
-        <w:t xml:space="preserve">9070 Trädklädd betesmark </w:t>
-      </w:r>
-      <w:r>
-        <w:t>(Nitare &amp; Skogsstyrelsen, 2019; SLU Artdatabanken, 2025).</w:t>
-      </w:r>
-    </w:p>
-    <w:p>
-      <w:r>
-        <w:rPr>
-          <w:b/>
-        </w:rPr>
-        <w:t xml:space="preserve">Vedticka </w:t>
-      </w:r>
-      <w:r>
-        <w:t xml:space="preserve">är en bra signalart söder om den naturliga norrlandsgränsen. Den är huvudsakligen knuten till äldre barrskogar där det föreligger långvarig kontinuitet av död barrved. Vedticka är typisk art för </w:t>
-      </w:r>
-      <w:r>
-        <w:rPr>
-          <w:i/>
-        </w:rPr>
-        <w:t xml:space="preserve">9010 Taiga </w:t>
-      </w:r>
-      <w:r>
-        <w:t>(Nitare &amp; Skogsstyrelsen, 2019; SLU Artdatabanken, 2025).</w:t>
-      </w:r>
-    </w:p>
-    <w:p>
-      <w:r>
-        <w:rPr>
-          <w:b/>
-        </w:rPr>
-        <w:t>Tjäder (§4)</w:t>
-      </w:r>
-      <w:r>
-        <w:t xml:space="preserve"> omfattas av bilaga 1 och 2 EU:s fågeldirektiv och är typisk art för </w:t>
-      </w:r>
-      <w:r>
-        <w:rPr>
-          <w:i/>
-        </w:rPr>
-        <w:t xml:space="preserve">9010 Taiga </w:t>
-      </w:r>
-      <w:r>
-        <w:t xml:space="preserve">och </w:t>
-      </w:r>
-      <w:r>
-        <w:rPr>
-          <w:i/>
-        </w:rPr>
         <w:t>9740 Skogsbevuxen myr</w:t>
       </w:r>
       <w:r>
         <w:t>. Tjädern är en utpräglad skogsfågel knuten till större sammanhängande barrskogsområden. Tupparna och hönorna utnyttjar till viss del olika miljöer, och habitatvalet varierar dessutom mellan olika delar av året. För att det ska finnas livskraftiga tjäderbestånd krävs funktionella skogslandskap med en blandning av uppvuxen, gles och luckig skog, täta sumpskogar, myrar och andra små våtmarker. Arten försvinner när skogen fragmenteras och den sammanlagda arealen hyggen och andra öppna områden blir för stor. Ett småskaligt och försiktigt virkesuttag genom hyggesfria metoder kan i vissa fall vara möjligt i området inom 200 m från lekcentrum. Längre ut från lekcentrum, inom 200–500 m bör den avverkade ytan inte överskrida 1 hektar för att undvika alltför stora och snabba förändringar (Skogsstyrelsen, 2019; SLU Artdatabanken, 2024).</w:t>
-      </w:r>
-    </w:p>
-    <w:p>
-      <w:r>
-        <w:rPr>
-          <w:b/>
-        </w:rPr>
-        <w:t>Tofsmes (§4)</w:t>
-      </w:r>
-      <w:r>
-        <w:t xml:space="preserve"> häckar i barr- och blandskog, främst i tallskog. Tofsmes är typisk art för </w:t>
-      </w:r>
-      <w:r>
-        <w:rPr>
-          <w:i/>
-        </w:rPr>
-        <w:t xml:space="preserve">9010 Taiga </w:t>
-      </w:r>
-      <w:r>
-        <w:t>(SLU Artdatabanken, 2025).</w:t>
       </w:r>
     </w:p>
     <w:p>
@@ -883,7 +734,7 @@
         <w:rPr>
           <w:i/>
         </w:rPr>
-        <w:t>I det avverkningsanmälda skogsområdet har 19 naturvårdsarter varav 14 rödlistade arter sina livsmiljöer och växtplatser.</w:t>
+        <w:t>I det avverkningsanmälda skogsområdet har 12 naturvårdsarter varav 10 rödlistade arter sina livsmiljöer och växtplatser.</w:t>
       </w:r>
     </w:p>
     <w:p>
@@ -1835,7 +1686,7 @@
     <w:r>
       <w:tab/>
       <w:tab/>
-      <w:t>2026-10-13</w:t>
+      <w:t>2026-10-14</w:t>
       <w:br/>
       <w:br/>
     </w:r>

--- a/klagomål/A 18696-2025 FSC-klagomål.docx
+++ b/klagomål/A 18696-2025 FSC-klagomål.docx
@@ -1686,7 +1686,7 @@
     <w:r>
       <w:tab/>
       <w:tab/>
-      <w:t>2026-10-14</w:t>
+      <w:t>2026-10-15</w:t>
       <w:br/>
       <w:br/>
     </w:r>

--- a/klagomål/A 18696-2025 FSC-klagomål.docx
+++ b/klagomål/A 18696-2025 FSC-klagomål.docx
@@ -221,7 +221,7 @@
     </w:p>
     <w:p>
       <w:r>
-        <w:t>I och inom 20 meter från avverkningsanmälan finns fynd av 12 naturvårdsarter, varav 10 är rödlistade, 5 är fridlysta och 10 är typiska (T): garnlav (VU, T), knärot (VU, T, §8), kolflarnlav (NT, T), koralltaggsvamp (NT, T), rosenticka (NT, T), rynkskinn (NT, T), talltagel (NT, T), talltita (NT, §4), tretåig hackspett (NT, T, §4), ullticka (NT, T), tjäder (T, §4) och revlummer (§9). Se Figur 1.</w:t>
+        <w:t>I och inom 20 meter från avverkningsanmälan finns fynd av 19 naturvårdsarter, varav 14 är rödlistade, 6 är fridlysta, 15 är typiska (T) och 2 är signalarter (S): garnlav (VU, T), knärot (VU, T, §8), doftskinn (NT, T), kolflarnlav (NT, T), koralltaggsvamp (NT, T), kötticka (NT), mörk kolflarnlav (NT), rosenticka (NT, T), rynkskinn (NT, T), stjärntagging (NT, T), talltagel (NT, T), talltita (NT, §4), tretåig hackspett (NT, T, §4), ullticka (NT, T), skinnlav (S, T), vedticka (S, T), tjäder (T, §4), tofsmes (T, §4) och revlummer (§9). Se Figur 1.</w:t>
       </w:r>
     </w:p>
     <w:p>
@@ -325,7 +325,7 @@
     </w:p>
     <w:p>
       <w:r>
-        <w:t>I det avverkningsanmälda området finns 21 fyndplatser för knärot registrerade på Artportalen. Figur 2 visar gränserna för buffertzoner på 50 m, som behöver lämnas kring fyndplatserna för att knärotslokalerna inte ska försvinna vid en avverkning. Av det avverkningsanmälda området överlappar 6.19 ha med buffertzonerna och får av detta skäl inte avverkas.</w:t>
+        <w:t>I det avverkningsanmälda området finns 31 fyndplatser för knärot registrerade på Artportalen. Figur 2 visar gränserna för buffertzoner på 50 m, som behöver lämnas kring fyndplatserna för att knärotslokalerna inte ska försvinna vid en avverkning. Av det avverkningsanmälda området överlappar 7.69 ha med buffertzonerna och får av detta skäl inte avverkas.</w:t>
       </w:r>
     </w:p>
     <w:p>
@@ -381,6 +381,26 @@
         <w:rPr>
           <w:b/>
         </w:rPr>
+        <w:t>Doftskinn (NT)</w:t>
+      </w:r>
+      <w:r>
+        <w:t xml:space="preserve">, rödlistad som nära hotad, är en mycket bra signalart för boreal granskog och indikerar ett gran-skogsekosystem med lång kontinuitet av grova lågor. Arten är placerad i toppen av Skogsstyrelsens värdepyramid för bedömning av skog med höga naturvärden och har klassats som en “urskogsindikator”, då den förekommer med ett tydligt optimum i helt eller nästan helt orörda skogar. Doftskinn är typisk art för </w:t>
+      </w:r>
+      <w:r>
+        <w:rPr>
+          <w:i/>
+        </w:rPr>
+        <w:t xml:space="preserve">9010 Taiga </w:t>
+      </w:r>
+      <w:r>
+        <w:t>(SLU Artdatabanken, 2025; Nitare &amp; Skogsstyrelsen, 2019).</w:t>
+      </w:r>
+    </w:p>
+    <w:p>
+      <w:r>
+        <w:rPr>
+          <w:b/>
+        </w:rPr>
         <w:t>Kolflarnlav (NT)</w:t>
       </w:r>
       <w:r>
@@ -430,6 +450,37 @@
         <w:rPr>
           <w:b/>
         </w:rPr>
+        <w:t>Kötticka (NT)</w:t>
+      </w:r>
+      <w:r>
+        <w:t xml:space="preserve"> är granens kötticka och har klassificerats som ”gammelskogsindikator”, då den förekommer med ett tydligt optimum i äldre barrskogar, främst fuktiga granskogar. Den har högst signalvärde söder om den naturliga norrlandsgränsen </w:t>
+      </w:r>
+      <w:r>
+        <w:rPr>
+          <w:i/>
+        </w:rPr>
+        <w:t>limes norrlandicus</w:t>
+      </w:r>
+      <w:r>
+        <w:t>, men signalerar vanligtvis höga naturvärden även i Norrland. Arten är knuten till miljöer med konstant luftfuktighet och känslig för uttorkning som en avverkning kan medföra. Den totala populationen bedöms därför ha minskat under de senaste 30 åren och fortsätter att minska i takt med att grankontinuitetsskogar (skogar som inte kalavverkats) minskar i areal, samtidigt som att lämpliga miljöer inte återskapas i samma takt (SLU Artdatabanken, 2024; Nitare &amp; Skogsstyrelsen, 2019).</w:t>
+      </w:r>
+    </w:p>
+    <w:p>
+      <w:r>
+        <w:rPr>
+          <w:b/>
+        </w:rPr>
+        <w:t>Mörk kolflarnlav (NT)</w:t>
+      </w:r>
+      <w:r>
+        <w:t xml:space="preserve"> är brandberoende och växer nästan uteslutande på kolad hård kärnved av tall. Arten förekommer främst i glesa, öppna tall- och blandbarrskogar av naturskogskaraktär och etableringen verkar ske sent efter brand, kanske först efter 100–300 år. Mörk kolflarnlav indikerar skog med höga naturvärden och vanligast är att den påträffas på rester av nedbrunna torrakor och högstubbar och lågstubbar som är så grova att hela innandömet är urbränt. Tall- och blandbarrskogar av naturskogskaraktär med spår av återkommande bränder hyser höga biologiska värden och bör skyddas (SLU Artdatabanken, 2024).</w:t>
+      </w:r>
+    </w:p>
+    <w:p>
+      <w:r>
+        <w:rPr>
+          <w:b/>
+        </w:rPr>
         <w:t>Rosenticka (NT)</w:t>
       </w:r>
       <w:r>
@@ -488,6 +539,35 @@
         <w:rPr>
           <w:b/>
         </w:rPr>
+        <w:t>Stjärntagging (NT)</w:t>
+      </w:r>
+      <w:r>
+        <w:t xml:space="preserve"> signalerar inom hela sitt utbredningsområde höga naturvärden. Svampen är uttorkningskänslig och beroende av ett oförändrat fuktigt mikroklimat. Den är även beroende av en ständig tillgång på död ved i olika nedbrytningsstadier, dock ej nödvändigtvis grova träd. Tidigare påverkan på miljön måste dock ha varit så skonsam att det naturliga skogsekosystemet till stora delar har bevarats. Minskningstakten för den svenska populationen bedöms vara nära gränsvärdet för Sårbar (VU). Stjärntagging är typisk art för </w:t>
+      </w:r>
+      <w:r>
+        <w:rPr>
+          <w:i/>
+        </w:rPr>
+        <w:t xml:space="preserve">9010 Taiga, 9050 Näringsrik granskog </w:t>
+      </w:r>
+      <w:r>
+        <w:t xml:space="preserve">och </w:t>
+      </w:r>
+      <w:r>
+        <w:rPr>
+          <w:i/>
+        </w:rPr>
+        <w:t>9030 Landhöjningsskog</w:t>
+      </w:r>
+      <w:r>
+        <w:t xml:space="preserve"> (SLU Artdatabanken, 2024; Nitare &amp; Skogsstyrelsen, 2019).</w:t>
+      </w:r>
+    </w:p>
+    <w:p>
+      <w:r>
+        <w:rPr>
+          <w:b/>
+        </w:rPr>
         <w:t>Talltagel (NT)</w:t>
       </w:r>
       <w:r>
@@ -604,10 +684,39 @@
         <w:rPr>
           <w:b/>
         </w:rPr>
-        <w:t>Tjäder (§4)</w:t>
-      </w:r>
-      <w:r>
-        <w:t xml:space="preserve"> omfattas av bilaga 1 och 2 EU:s fågeldirektiv och är typisk art för </w:t>
+        <w:t xml:space="preserve">Skinnlav </w:t>
+      </w:r>
+      <w:r>
+        <w:t xml:space="preserve">förekommer på diverse lövträd, främst på gammal asp och sälg. Den påträffas främst i områden med lång kontinuitet av grova lövträd och signalerar skogsmark med höga naturvärden. På lokalerna förekommer som regel ett flertal andra ovanliga eller rödlistade lavar. I likhet med gelélavarna, etablerar sig skinnlaven i skogsmark på grova aspar i sena lövsuccessioner. Skinnlav är typisk art för </w:t>
+      </w:r>
+      <w:r>
+        <w:rPr>
+          <w:i/>
+        </w:rPr>
+        <w:t xml:space="preserve">9010 Taiga, 9020 Nordlig ädellövskog </w:t>
+      </w:r>
+      <w:r>
+        <w:t xml:space="preserve">och </w:t>
+      </w:r>
+      <w:r>
+        <w:rPr>
+          <w:i/>
+        </w:rPr>
+        <w:t xml:space="preserve">9070 Trädklädd betesmark </w:t>
+      </w:r>
+      <w:r>
+        <w:t>(Nitare &amp; Skogsstyrelsen, 2019; SLU Artdatabanken, 2025).</w:t>
+      </w:r>
+    </w:p>
+    <w:p>
+      <w:r>
+        <w:rPr>
+          <w:b/>
+        </w:rPr>
+        <w:t xml:space="preserve">Vedticka </w:t>
+      </w:r>
+      <w:r>
+        <w:t xml:space="preserve">är en bra signalart söder om den naturliga norrlandsgränsen. Den är huvudsakligen knuten till äldre barrskogar där det föreligger långvarig kontinuitet av död barrved. Vedticka är typisk art för </w:t>
       </w:r>
       <w:r>
         <w:rPr>
@@ -616,6 +725,26 @@
         <w:t xml:space="preserve">9010 Taiga </w:t>
       </w:r>
       <w:r>
+        <w:t>(Nitare &amp; Skogsstyrelsen, 2019; SLU Artdatabanken, 2025).</w:t>
+      </w:r>
+    </w:p>
+    <w:p>
+      <w:r>
+        <w:rPr>
+          <w:b/>
+        </w:rPr>
+        <w:t>Tjäder (§4)</w:t>
+      </w:r>
+      <w:r>
+        <w:t xml:space="preserve"> omfattas av bilaga 1 och 2 EU:s fågeldirektiv och är typisk art för </w:t>
+      </w:r>
+      <w:r>
+        <w:rPr>
+          <w:i/>
+        </w:rPr>
+        <w:t xml:space="preserve">9010 Taiga </w:t>
+      </w:r>
+      <w:r>
         <w:t xml:space="preserve">och </w:t>
       </w:r>
       <w:r>
@@ -626,6 +755,26 @@
       </w:r>
       <w:r>
         <w:t>. Tjädern är en utpräglad skogsfågel knuten till större sammanhängande barrskogsområden. Tupparna och hönorna utnyttjar till viss del olika miljöer, och habitatvalet varierar dessutom mellan olika delar av året. För att det ska finnas livskraftiga tjäderbestånd krävs funktionella skogslandskap med en blandning av uppvuxen, gles och luckig skog, täta sumpskogar, myrar och andra små våtmarker. Arten försvinner när skogen fragmenteras och den sammanlagda arealen hyggen och andra öppna områden blir för stor. Ett småskaligt och försiktigt virkesuttag genom hyggesfria metoder kan i vissa fall vara möjligt i området inom 200 m från lekcentrum. Längre ut från lekcentrum, inom 200–500 m bör den avverkade ytan inte överskrida 1 hektar för att undvika alltför stora och snabba förändringar (Skogsstyrelsen, 2019; SLU Artdatabanken, 2024).</w:t>
+      </w:r>
+    </w:p>
+    <w:p>
+      <w:r>
+        <w:rPr>
+          <w:b/>
+        </w:rPr>
+        <w:t>Tofsmes (§4)</w:t>
+      </w:r>
+      <w:r>
+        <w:t xml:space="preserve"> häckar i barr- och blandskog, främst i tallskog. Tofsmes är typisk art för </w:t>
+      </w:r>
+      <w:r>
+        <w:rPr>
+          <w:i/>
+        </w:rPr>
+        <w:t xml:space="preserve">9010 Taiga </w:t>
+      </w:r>
+      <w:r>
+        <w:t>(SLU Artdatabanken, 2025).</w:t>
       </w:r>
     </w:p>
     <w:p>
@@ -734,7 +883,7 @@
         <w:rPr>
           <w:i/>
         </w:rPr>
-        <w:t>I det avverkningsanmälda skogsområdet har 12 naturvårdsarter varav 10 rödlistade arter sina livsmiljöer och växtplatser.</w:t>
+        <w:t>I det avverkningsanmälda skogsområdet har 19 naturvårdsarter varav 14 rödlistade arter sina livsmiljöer och växtplatser.</w:t>
       </w:r>
     </w:p>
     <w:p>
@@ -1686,7 +1835,7 @@
     <w:r>
       <w:tab/>
       <w:tab/>
-      <w:t>2026-10-15</w:t>
+      <w:t>2026-10-16</w:t>
       <w:br/>
       <w:br/>
     </w:r>

--- a/klagomål/A 18696-2025 FSC-klagomål.docx
+++ b/klagomål/A 18696-2025 FSC-klagomål.docx
@@ -1835,7 +1835,7 @@
     <w:r>
       <w:tab/>
       <w:tab/>
-      <w:t>2026-10-16</w:t>
+      <w:t>2026-10-17</w:t>
       <w:br/>
       <w:br/>
     </w:r>

--- a/klagomål/A 18696-2025 FSC-klagomål.docx
+++ b/klagomål/A 18696-2025 FSC-klagomål.docx
@@ -1835,7 +1835,7 @@
     <w:r>
       <w:tab/>
       <w:tab/>
-      <w:t>2026-10-17</w:t>
+      <w:t>2026-10-18</w:t>
       <w:br/>
       <w:br/>
     </w:r>

--- a/klagomål/A 18696-2025 FSC-klagomål.docx
+++ b/klagomål/A 18696-2025 FSC-klagomål.docx
@@ -1835,7 +1835,7 @@
     <w:r>
       <w:tab/>
       <w:tab/>
-      <w:t>2026-10-18</w:t>
+      <w:t>2026-10-19</w:t>
       <w:br/>
       <w:br/>
     </w:r>

--- a/klagomål/A 18696-2025 FSC-klagomål.docx
+++ b/klagomål/A 18696-2025 FSC-klagomål.docx
@@ -1835,7 +1835,7 @@
     <w:r>
       <w:tab/>
       <w:tab/>
-      <w:t>2026-10-19</w:t>
+      <w:t>2026-10-20</w:t>
       <w:br/>
       <w:br/>
     </w:r>

--- a/klagomål/A 18696-2025 FSC-klagomål.docx
+++ b/klagomål/A 18696-2025 FSC-klagomål.docx
@@ -1835,7 +1835,7 @@
     <w:r>
       <w:tab/>
       <w:tab/>
-      <w:t>2026-10-20</w:t>
+      <w:t>2026-10-21</w:t>
       <w:br/>
       <w:br/>
     </w:r>

--- a/klagomål/A 18696-2025 FSC-klagomål.docx
+++ b/klagomål/A 18696-2025 FSC-klagomål.docx
@@ -1835,7 +1835,7 @@
     <w:r>
       <w:tab/>
       <w:tab/>
-      <w:t>2026-10-21</w:t>
+      <w:t>2026-10-22</w:t>
       <w:br/>
       <w:br/>
     </w:r>

--- a/klagomål/A 18696-2025 FSC-klagomål.docx
+++ b/klagomål/A 18696-2025 FSC-klagomål.docx
@@ -1835,7 +1835,7 @@
     <w:r>
       <w:tab/>
       <w:tab/>
-      <w:t>2026-10-22</w:t>
+      <w:t>2026-10-23</w:t>
       <w:br/>
       <w:br/>
     </w:r>

--- a/klagomål/A 18696-2025 FSC-klagomål.docx
+++ b/klagomål/A 18696-2025 FSC-klagomål.docx
@@ -1835,7 +1835,7 @@
     <w:r>
       <w:tab/>
       <w:tab/>
-      <w:t>2026-10-23</w:t>
+      <w:t>2026-10-24</w:t>
       <w:br/>
       <w:br/>
     </w:r>

--- a/klagomål/A 18696-2025 FSC-klagomål.docx
+++ b/klagomål/A 18696-2025 FSC-klagomål.docx
@@ -1835,7 +1835,7 @@
     <w:r>
       <w:tab/>
       <w:tab/>
-      <w:t>2026-10-24</w:t>
+      <w:t>2026-10-25</w:t>
       <w:br/>
       <w:br/>
     </w:r>

--- a/klagomål/A 18696-2025 FSC-klagomål.docx
+++ b/klagomål/A 18696-2025 FSC-klagomål.docx
@@ -1835,7 +1835,7 @@
     <w:r>
       <w:tab/>
       <w:tab/>
-      <w:t>2026-10-25</w:t>
+      <w:t>2026-10-26</w:t>
       <w:br/>
       <w:br/>
     </w:r>

--- a/klagomål/A 18696-2025 FSC-klagomål.docx
+++ b/klagomål/A 18696-2025 FSC-klagomål.docx
@@ -1835,7 +1835,7 @@
     <w:r>
       <w:tab/>
       <w:tab/>
-      <w:t>2026-10-26</w:t>
+      <w:t>2026-10-27</w:t>
       <w:br/>
       <w:br/>
     </w:r>

--- a/klagomål/A 18696-2025 FSC-klagomål.docx
+++ b/klagomål/A 18696-2025 FSC-klagomål.docx
@@ -1835,7 +1835,7 @@
     <w:r>
       <w:tab/>
       <w:tab/>
-      <w:t>2026-10-27</w:t>
+      <w:t>2026-10-28</w:t>
       <w:br/>
       <w:br/>
     </w:r>

--- a/klagomål/A 18696-2025 FSC-klagomål.docx
+++ b/klagomål/A 18696-2025 FSC-klagomål.docx
@@ -1835,7 +1835,7 @@
     <w:r>
       <w:tab/>
       <w:tab/>
-      <w:t>2026-10-28</w:t>
+      <w:t>2026-10-29</w:t>
       <w:br/>
       <w:br/>
     </w:r>

--- a/klagomål/A 18696-2025 FSC-klagomål.docx
+++ b/klagomål/A 18696-2025 FSC-klagomål.docx
@@ -1835,7 +1835,7 @@
     <w:r>
       <w:tab/>
       <w:tab/>
-      <w:t>2026-10-29</w:t>
+      <w:t>2026-10-31</w:t>
       <w:br/>
       <w:br/>
     </w:r>
